--- a/06_산출물_문서/2계층_절차서/QP-818_부적합_출력_관리.docx
+++ b/06_산출물_문서/2계층_절차서/QP-818_부적합_출력_관리.docx
@@ -270,11 +270,11 @@
     </w:p>
     <w:tbl>
       <w:tblPr>
-        <w:tblW w:w="8788" w:type="dxa"/>
         <w:tblCellMar>
           <w:left w:w="108" w:type="dxa"/>
           <w:right w:w="108" w:type="dxa"/>
         </w:tblCellMar>
+        <w:tblW w:w="8788" w:type="dxa"/>
         <w:tblBorders>
           <w:top w:val="single" w:sz="4" w:color="2E74B5" w:space="0"/>
           <w:left w:val="single" w:sz="4" w:color="2E74B5" w:space="0"/>
@@ -294,13 +294,13 @@
         <w:tc>
           <w:tcPr>
             <w:tcW w:w="1500" w:type="dxa"/>
-            <w:shd w:val="clear" w:color="auto" w:fill="D9D9D9"/>
-            <w:tcMar>
-              <w:top w:w="60" w:type="dxa"/>
-              <w:left w:w="120" w:type="dxa"/>
-              <w:bottom w:w="60" w:type="dxa"/>
-              <w:right w:w="120" w:type="dxa"/>
-            </w:tcMar>
+            <w:tcMar>
+              <w:top w:w="60" w:type="dxa"/>
+              <w:left w:w="120" w:type="dxa"/>
+              <w:bottom w:w="60" w:type="dxa"/>
+              <w:right w:w="120" w:type="dxa"/>
+            </w:tcMar>
+            <w:shd w:val="clear" w:color="auto" w:fill="DEEAF1"/>
           </w:tcPr>
           <w:p>
             <w:pPr>
@@ -320,13 +320,13 @@
         <w:tc>
           <w:tcPr>
             <w:tcW w:w="2800" w:type="dxa"/>
-            <w:shd w:val="clear" w:color="auto" w:fill="D9D9D9"/>
-            <w:tcMar>
-              <w:top w:w="60" w:type="dxa"/>
-              <w:left w:w="120" w:type="dxa"/>
-              <w:bottom w:w="60" w:type="dxa"/>
-              <w:right w:w="120" w:type="dxa"/>
-            </w:tcMar>
+            <w:tcMar>
+              <w:top w:w="60" w:type="dxa"/>
+              <w:left w:w="120" w:type="dxa"/>
+              <w:bottom w:w="60" w:type="dxa"/>
+              <w:right w:w="120" w:type="dxa"/>
+            </w:tcMar>
+            <w:shd w:val="clear" w:color="auto" w:fill="DEEAF1"/>
           </w:tcPr>
           <w:p>
             <w:pPr>
@@ -346,13 +346,13 @@
         <w:tc>
           <w:tcPr>
             <w:tcW w:w="2000" w:type="dxa"/>
-            <w:shd w:val="clear" w:color="auto" w:fill="D9D9D9"/>
-            <w:tcMar>
-              <w:top w:w="60" w:type="dxa"/>
-              <w:left w:w="120" w:type="dxa"/>
-              <w:bottom w:w="60" w:type="dxa"/>
-              <w:right w:w="120" w:type="dxa"/>
-            </w:tcMar>
+            <w:tcMar>
+              <w:top w:w="60" w:type="dxa"/>
+              <w:left w:w="120" w:type="dxa"/>
+              <w:bottom w:w="60" w:type="dxa"/>
+              <w:right w:w="120" w:type="dxa"/>
+            </w:tcMar>
+            <w:shd w:val="clear" w:color="auto" w:fill="DEEAF1"/>
           </w:tcPr>
           <w:p>
             <w:pPr>
@@ -372,13 +372,13 @@
         <w:tc>
           <w:tcPr>
             <w:tcW w:w="2488" w:type="dxa"/>
-            <w:shd w:val="clear" w:color="auto" w:fill="D9D9D9"/>
-            <w:tcMar>
-              <w:top w:w="60" w:type="dxa"/>
-              <w:left w:w="120" w:type="dxa"/>
-              <w:bottom w:w="60" w:type="dxa"/>
-              <w:right w:w="120" w:type="dxa"/>
-            </w:tcMar>
+            <w:tcMar>
+              <w:top w:w="60" w:type="dxa"/>
+              <w:left w:w="120" w:type="dxa"/>
+              <w:bottom w:w="60" w:type="dxa"/>
+              <w:right w:w="120" w:type="dxa"/>
+            </w:tcMar>
+            <w:shd w:val="clear" w:color="auto" w:fill="DEEAF1"/>
           </w:tcPr>
           <w:p>
             <w:pPr>
@@ -1127,7 +1127,7 @@
         </w:trPr>
         <w:tc>
           <w:tcPr>
-            <w:tcW w:w="2460" w:type="dxa"/>
+            <w:tcW w:w="2476" w:type="dxa"/>
             <w:tcMar>
               <w:top w:w="60" w:type="dxa"/>
               <w:left w:w="120" w:type="dxa"/>
@@ -1148,7 +1148,7 @@
         </w:tc>
         <w:tc>
           <w:tcPr>
-            <w:tcW w:w="6328" w:type="dxa"/>
+            <w:tcW w:w="6312" w:type="dxa"/>
             <w:tcMar>
               <w:top w:w="60" w:type="dxa"/>
               <w:left w:w="120" w:type="dxa"/>
@@ -1170,9 +1170,7 @@
       </w:tr>
       <w:tr>
         <w:tc>
-          <w:tcPr>
-            <w:tcW w:w="2460" w:type="dxa"/>
-          </w:tcPr>
+          <w:tcPr/>
           <w:p>
             <w:pPr>
               <w:pStyle w:val="Compact"/>
@@ -1184,7 +1182,7 @@
         </w:tc>
         <w:tc>
           <w:tcPr>
-            <w:tcW w:w="6328" w:type="dxa"/>
+            <w:tcW w:w="6312" w:type="dxa"/>
             <w:tcMar>
               <w:top w:w="60" w:type="dxa"/>
               <w:left w:w="120" w:type="dxa"/>
@@ -1217,6 +1215,7 @@
         </w:tc>
         <w:tc>
           <w:tcPr>
+            <w:tcW w:w="6312" w:type="dxa"/>
             <w:tcMar>
               <w:top w:w="60" w:type="dxa"/>
               <w:left w:w="120" w:type="dxa"/>
@@ -1248,9 +1247,7 @@
           </w:p>
         </w:tc>
         <w:tc>
-          <w:tcPr>
-            <w:tcW w:w="6328" w:type="dxa"/>
-          </w:tcPr>
+          <w:tcPr/>
           <w:p>
             <w:pPr>
               <w:pStyle w:val="Compact"/>
@@ -1263,19 +1260,10 @@
       </w:tr>
       <w:tr>
         <w:tc>
-          <w:tcPr>
-            <w:tcW w:w="2460" w:type="dxa"/>
-            <w:tcMar>
-              <w:top w:w="60" w:type="dxa"/>
-              <w:left w:w="120" w:type="dxa"/>
-              <w:bottom w:w="60" w:type="dxa"/>
-              <w:right w:w="120" w:type="dxa"/>
-            </w:tcMar>
-          </w:tcPr>
-          <w:p>
-            <w:pPr>
-              <w:pStyle w:val="Compact"/>
-              <w:wordWrap w:val="1"/>
+          <w:tcPr/>
+          <w:p>
+            <w:pPr>
+              <w:pStyle w:val="Compact"/>
             </w:pPr>
             <w:r>
               <w:t xml:space="preserve">출하 후 발견</w:t>
@@ -1283,10 +1271,19 @@
           </w:p>
         </w:tc>
         <w:tc>
-          <w:tcPr/>
-          <w:p>
-            <w:pPr>
-              <w:pStyle w:val="Compact"/>
+          <w:tcPr>
+            <w:tcW w:w="6312" w:type="dxa"/>
+            <w:tcMar>
+              <w:top w:w="60" w:type="dxa"/>
+              <w:left w:w="120" w:type="dxa"/>
+              <w:bottom w:w="60" w:type="dxa"/>
+              <w:right w:w="120" w:type="dxa"/>
+            </w:tcMar>
+          </w:tcPr>
+          <w:p>
+            <w:pPr>
+              <w:pStyle w:val="Compact"/>
+              <w:wordWrap w:val="1"/>
             </w:pPr>
             <w:r>
               <w:t xml:space="preserve">고객 반품, 필드 불량</w:t>
@@ -1296,18 +1293,10 @@
       </w:tr>
       <w:tr>
         <w:tc>
-          <w:tcPr>
-            <w:tcMar>
-              <w:top w:w="60" w:type="dxa"/>
-              <w:left w:w="120" w:type="dxa"/>
-              <w:bottom w:w="60" w:type="dxa"/>
-              <w:right w:w="120" w:type="dxa"/>
-            </w:tcMar>
-          </w:tcPr>
-          <w:p>
-            <w:pPr>
-              <w:pStyle w:val="Compact"/>
-              <w:wordWrap w:val="1"/>
+          <w:tcPr/>
+          <w:p>
+            <w:pPr>
+              <w:pStyle w:val="Compact"/>
             </w:pPr>
             <w:r>
               <w:t xml:space="preserve">외부 공급 서비스</w:t>
@@ -1315,18 +1304,10 @@
           </w:p>
         </w:tc>
         <w:tc>
-          <w:tcPr>
-            <w:tcMar>
-              <w:top w:w="60" w:type="dxa"/>
-              <w:left w:w="120" w:type="dxa"/>
-              <w:bottom w:w="60" w:type="dxa"/>
-              <w:right w:w="120" w:type="dxa"/>
-            </w:tcMar>
-          </w:tcPr>
-          <w:p>
-            <w:pPr>
-              <w:pStyle w:val="Compact"/>
-              <w:wordWrap w:val="1"/>
+          <w:tcPr/>
+          <w:p>
+            <w:pPr>
+              <w:pStyle w:val="Compact"/>
             </w:pPr>
             <w:r>
               <w:t xml:space="preserve">외주 가공/처리 결과가 부적합한 경우</w:t>
@@ -1397,7 +1378,7 @@
         </w:trPr>
         <w:tc>
           <w:tcPr>
-            <w:tcW w:w="2460" w:type="dxa"/>
+            <w:tcW w:w="2293" w:type="dxa"/>
             <w:tcMar>
               <w:top w:w="60" w:type="dxa"/>
               <w:left w:w="120" w:type="dxa"/>
@@ -1418,7 +1399,7 @@
         </w:tc>
         <w:tc>
           <w:tcPr>
-            <w:tcW w:w="6328" w:type="dxa"/>
+            <w:tcW w:w="6495" w:type="dxa"/>
             <w:tcMar>
               <w:top w:w="60" w:type="dxa"/>
               <w:left w:w="120" w:type="dxa"/>
@@ -1440,9 +1421,7 @@
       </w:tr>
       <w:tr>
         <w:tc>
-          <w:tcPr>
-            <w:tcW w:w="2460" w:type="dxa"/>
-          </w:tcPr>
+          <w:tcPr/>
           <w:p>
             <w:pPr>
               <w:pStyle w:val="Compact"/>
@@ -1454,7 +1433,7 @@
         </w:tc>
         <w:tc>
           <w:tcPr>
-            <w:tcW w:w="6328" w:type="dxa"/>
+            <w:tcW w:w="6495" w:type="dxa"/>
             <w:tcMar>
               <w:top w:w="60" w:type="dxa"/>
               <w:left w:w="120" w:type="dxa"/>
@@ -1487,6 +1466,7 @@
         </w:tc>
         <w:tc>
           <w:tcPr>
+            <w:tcW w:w="6495" w:type="dxa"/>
             <w:tcMar>
               <w:top w:w="60" w:type="dxa"/>
               <w:left w:w="120" w:type="dxa"/>
@@ -1518,9 +1498,7 @@
           </w:p>
         </w:tc>
         <w:tc>
-          <w:tcPr>
-            <w:tcW w:w="6328" w:type="dxa"/>
-          </w:tcPr>
+          <w:tcPr/>
           <w:p>
             <w:pPr>
               <w:pStyle w:val="Compact"/>
@@ -1533,19 +1511,10 @@
       </w:tr>
       <w:tr>
         <w:tc>
-          <w:tcPr>
-            <w:tcW w:w="2460" w:type="dxa"/>
-            <w:tcMar>
-              <w:top w:w="60" w:type="dxa"/>
-              <w:left w:w="120" w:type="dxa"/>
-              <w:bottom w:w="60" w:type="dxa"/>
-              <w:right w:w="120" w:type="dxa"/>
-            </w:tcMar>
-          </w:tcPr>
-          <w:p>
-            <w:pPr>
-              <w:pStyle w:val="Compact"/>
-              <w:wordWrap w:val="1"/>
+          <w:tcPr/>
+          <w:p>
+            <w:pPr>
+              <w:pStyle w:val="Compact"/>
             </w:pPr>
             <w:r>
               <w:t xml:space="preserve">SAE AS6174</w:t>
@@ -1553,10 +1522,19 @@
           </w:p>
         </w:tc>
         <w:tc>
-          <w:tcPr/>
-          <w:p>
-            <w:pPr>
-              <w:pStyle w:val="Compact"/>
+          <w:tcPr>
+            <w:tcW w:w="6495" w:type="dxa"/>
+            <w:tcMar>
+              <w:top w:w="60" w:type="dxa"/>
+              <w:left w:w="120" w:type="dxa"/>
+              <w:bottom w:w="60" w:type="dxa"/>
+              <w:right w:w="120" w:type="dxa"/>
+            </w:tcMar>
+          </w:tcPr>
+          <w:p>
+            <w:pPr>
+              <w:pStyle w:val="Compact"/>
+              <w:wordWrap w:val="1"/>
             </w:pPr>
             <w:r>
               <w:t xml:space="preserve">위조 부품에 대한 보고</w:t>
@@ -1688,7 +1666,7 @@
         </w:trPr>
         <w:tc>
           <w:tcPr>
-            <w:tcW w:w="2460" w:type="dxa"/>
+            <w:tcW w:w="3000" w:type="dxa"/>
             <w:tcMar>
               <w:top w:w="60" w:type="dxa"/>
               <w:left w:w="120" w:type="dxa"/>
@@ -1709,7 +1687,7 @@
         </w:tc>
         <w:tc>
           <w:tcPr>
-            <w:tcW w:w="6328" w:type="dxa"/>
+            <w:tcW w:w="5788" w:type="dxa"/>
             <w:tcMar>
               <w:top w:w="60" w:type="dxa"/>
               <w:left w:w="120" w:type="dxa"/>
@@ -1731,9 +1709,7 @@
       </w:tr>
       <w:tr>
         <w:tc>
-          <w:tcPr>
-            <w:tcW w:w="2460" w:type="dxa"/>
-          </w:tcPr>
+          <w:tcPr/>
           <w:p>
             <w:pPr>
               <w:pStyle w:val="Compact"/>
@@ -1745,7 +1721,7 @@
         </w:tc>
         <w:tc>
           <w:tcPr>
-            <w:tcW w:w="6328" w:type="dxa"/>
+            <w:tcW w:w="5788" w:type="dxa"/>
             <w:tcMar>
               <w:top w:w="60" w:type="dxa"/>
               <w:left w:w="120" w:type="dxa"/>
@@ -1778,6 +1754,7 @@
         </w:tc>
         <w:tc>
           <w:tcPr>
+            <w:tcW w:w="5788" w:type="dxa"/>
             <w:tcMar>
               <w:top w:w="60" w:type="dxa"/>
               <w:left w:w="120" w:type="dxa"/>
@@ -1809,9 +1786,7 @@
           </w:p>
         </w:tc>
         <w:tc>
-          <w:tcPr>
-            <w:tcW w:w="6328" w:type="dxa"/>
-          </w:tcPr>
+          <w:tcPr/>
           <w:p>
             <w:pPr>
               <w:pStyle w:val="Compact"/>
@@ -1824,19 +1799,10 @@
       </w:tr>
       <w:tr>
         <w:tc>
-          <w:tcPr>
-            <w:tcW w:w="2460" w:type="dxa"/>
-            <w:tcMar>
-              <w:top w:w="60" w:type="dxa"/>
-              <w:left w:w="120" w:type="dxa"/>
-              <w:bottom w:w="60" w:type="dxa"/>
-              <w:right w:w="120" w:type="dxa"/>
-            </w:tcMar>
-          </w:tcPr>
-          <w:p>
-            <w:pPr>
-              <w:pStyle w:val="Compact"/>
-              <w:wordWrap w:val="1"/>
+          <w:tcPr/>
+          <w:p>
+            <w:pPr>
+              <w:pStyle w:val="Compact"/>
             </w:pPr>
             <w:r>
               <w:t xml:space="preserve">특채 (Use-as-is / Concession)</w:t>
@@ -1844,10 +1810,19 @@
           </w:p>
         </w:tc>
         <w:tc>
-          <w:tcPr/>
-          <w:p>
-            <w:pPr>
-              <w:pStyle w:val="Compact"/>
+          <w:tcPr>
+            <w:tcW w:w="5788" w:type="dxa"/>
+            <w:tcMar>
+              <w:top w:w="60" w:type="dxa"/>
+              <w:left w:w="120" w:type="dxa"/>
+              <w:bottom w:w="60" w:type="dxa"/>
+              <w:right w:w="120" w:type="dxa"/>
+            </w:tcMar>
+          </w:tcPr>
+          <w:p>
+            <w:pPr>
+              <w:pStyle w:val="Compact"/>
+              <w:wordWrap w:val="1"/>
             </w:pPr>
             <w:r>
               <w:t xml:space="preserve">부적합 제품을 원래 사양을 충족하지 않은 상태로 사용/인도를 허가하는 결정</w:t>
@@ -1953,18 +1928,10 @@
       </w:tr>
       <w:tr>
         <w:tc>
-          <w:tcPr>
-            <w:tcMar>
-              <w:top w:w="60" w:type="dxa"/>
-              <w:left w:w="120" w:type="dxa"/>
-              <w:bottom w:w="60" w:type="dxa"/>
-              <w:right w:w="120" w:type="dxa"/>
-            </w:tcMar>
-          </w:tcPr>
-          <w:p>
-            <w:pPr>
-              <w:pStyle w:val="Compact"/>
-              <w:wordWrap w:val="1"/>
+          <w:tcPr/>
+          <w:p>
+            <w:pPr>
+              <w:pStyle w:val="Compact"/>
             </w:pPr>
             <w:r>
               <w:t xml:space="preserve">특별 특채 (Special Concession)</w:t>
@@ -1972,18 +1939,10 @@
           </w:p>
         </w:tc>
         <w:tc>
-          <w:tcPr>
-            <w:tcMar>
-              <w:top w:w="60" w:type="dxa"/>
-              <w:left w:w="120" w:type="dxa"/>
-              <w:bottom w:w="60" w:type="dxa"/>
-              <w:right w:w="120" w:type="dxa"/>
-            </w:tcMar>
-          </w:tcPr>
-          <w:p>
-            <w:pPr>
-              <w:pStyle w:val="Compact"/>
-              <w:wordWrap w:val="1"/>
+          <w:tcPr/>
+          <w:p>
+            <w:pPr>
+              <w:pStyle w:val="Compact"/>
             </w:pPr>
             <w:r>
               <w:t xml:space="preserve">고객 승인이 필요한 특채 결정</w:t>
@@ -2027,7 +1986,7 @@
         </w:trPr>
         <w:tc>
           <w:tcPr>
-            <w:tcW w:w="2460" w:type="dxa"/>
+            <w:tcW w:w="2592" w:type="dxa"/>
             <w:tcMar>
               <w:top w:w="60" w:type="dxa"/>
               <w:left w:w="120" w:type="dxa"/>
@@ -2048,7 +2007,7 @@
         </w:tc>
         <w:tc>
           <w:tcPr>
-            <w:tcW w:w="6328" w:type="dxa"/>
+            <w:tcW w:w="6196" w:type="dxa"/>
             <w:tcMar>
               <w:top w:w="60" w:type="dxa"/>
               <w:left w:w="120" w:type="dxa"/>
@@ -2070,9 +2029,7 @@
       </w:tr>
       <w:tr>
         <w:tc>
-          <w:tcPr>
-            <w:tcW w:w="2460" w:type="dxa"/>
-          </w:tcPr>
+          <w:tcPr/>
           <w:p>
             <w:pPr>
               <w:pStyle w:val="Compact"/>
@@ -2088,7 +2045,7 @@
         </w:tc>
         <w:tc>
           <w:tcPr>
-            <w:tcW w:w="6328" w:type="dxa"/>
+            <w:tcW w:w="6196" w:type="dxa"/>
             <w:tcMar>
               <w:top w:w="60" w:type="dxa"/>
               <w:left w:w="120" w:type="dxa"/>
@@ -2125,17 +2082,11 @@
         </w:tc>
         <w:tc>
           <w:tcPr>
-            <w:tcMar>
-              <w:top w:w="60" w:type="dxa"/>
-              <w:left w:w="120" w:type="dxa"/>
-              <w:bottom w:w="60" w:type="dxa"/>
-              <w:right w:w="120" w:type="dxa"/>
-            </w:tcMar>
-          </w:tcPr>
-          <w:p>
-            <w:pPr>
-              <w:pStyle w:val="Compact"/>
-              <w:wordWrap w:val="1"/>
+            <w:tcW w:w="6196" w:type="dxa"/>
+          </w:tcPr>
+          <w:p>
+            <w:pPr>
+              <w:pStyle w:val="Compact"/>
             </w:pPr>
             <w:r>
               <w:t xml:space="preserve">부적합 접수 및 기록 관리; MRB 소집 지원; 처분 기록 유지; 부적합 데이터 분석</w:t>
@@ -2160,9 +2111,7 @@
           </w:p>
         </w:tc>
         <w:tc>
-          <w:tcPr>
-            <w:tcW w:w="6328" w:type="dxa"/>
-          </w:tcPr>
+          <w:tcPr/>
           <w:p>
             <w:pPr>
               <w:pStyle w:val="Compact"/>
@@ -2175,19 +2124,10 @@
       </w:tr>
       <w:tr>
         <w:tc>
-          <w:tcPr>
-            <w:tcW w:w="2460" w:type="dxa"/>
-            <w:tcMar>
-              <w:top w:w="60" w:type="dxa"/>
-              <w:left w:w="120" w:type="dxa"/>
-              <w:bottom w:w="60" w:type="dxa"/>
-              <w:right w:w="120" w:type="dxa"/>
-            </w:tcMar>
-          </w:tcPr>
-          <w:p>
-            <w:pPr>
-              <w:pStyle w:val="Compact"/>
-              <w:wordWrap w:val="1"/>
+          <w:tcPr/>
+          <w:p>
+            <w:pPr>
+              <w:pStyle w:val="Compact"/>
             </w:pPr>
             <w:r>
               <w:rPr>
@@ -2199,10 +2139,19 @@
           </w:p>
         </w:tc>
         <w:tc>
-          <w:tcPr/>
-          <w:p>
-            <w:pPr>
-              <w:pStyle w:val="Compact"/>
+          <w:tcPr>
+            <w:tcW w:w="6196" w:type="dxa"/>
+            <w:tcMar>
+              <w:top w:w="60" w:type="dxa"/>
+              <w:left w:w="120" w:type="dxa"/>
+              <w:bottom w:w="60" w:type="dxa"/>
+              <w:right w:w="120" w:type="dxa"/>
+            </w:tcMar>
+          </w:tcPr>
+          <w:p>
+            <w:pPr>
+              <w:pStyle w:val="Compact"/>
+              <w:wordWrap w:val="1"/>
             </w:pPr>
             <w:r>
               <w:t xml:space="preserve">부적합 제품 발생 보고; 재작업/수리 실행; 작업자 교육; 봉쇄 조치 협조</w:t>
@@ -2240,18 +2189,10 @@
       </w:tr>
       <w:tr>
         <w:tc>
-          <w:tcPr>
-            <w:tcMar>
-              <w:top w:w="60" w:type="dxa"/>
-              <w:left w:w="120" w:type="dxa"/>
-              <w:bottom w:w="60" w:type="dxa"/>
-              <w:right w:w="120" w:type="dxa"/>
-            </w:tcMar>
-          </w:tcPr>
-          <w:p>
-            <w:pPr>
-              <w:pStyle w:val="Compact"/>
-              <w:wordWrap w:val="1"/>
+          <w:tcPr/>
+          <w:p>
+            <w:pPr>
+              <w:pStyle w:val="Compact"/>
             </w:pPr>
             <w:r>
               <w:rPr>
@@ -2263,18 +2204,10 @@
           </w:p>
         </w:tc>
         <w:tc>
-          <w:tcPr>
-            <w:tcMar>
-              <w:top w:w="60" w:type="dxa"/>
-              <w:left w:w="120" w:type="dxa"/>
-              <w:bottom w:w="60" w:type="dxa"/>
-              <w:right w:w="120" w:type="dxa"/>
-            </w:tcMar>
-          </w:tcPr>
-          <w:p>
-            <w:pPr>
-              <w:pStyle w:val="Compact"/>
-              <w:wordWrap w:val="1"/>
+          <w:tcPr/>
+          <w:p>
+            <w:pPr>
+              <w:pStyle w:val="Compact"/>
             </w:pPr>
             <w:r>
               <w:t xml:space="preserve">부적합 처분 결정 참여; 전문 의견 제공</w:t>
@@ -2302,179 +2235,283 @@
         <w:t xml:space="preserve">6.1 부적합 발견 및 보고</w:t>
       </w:r>
     </w:p>
-    <w:p>
-      <w:pPr>
-        <w:pStyle w:val="SourceCode"/>
-      </w:pPr>
-      <w:r>
-        <w:rPr>
-          <w:rStyle w:val="VerbatimChar"/>
-        </w:rPr>
-        <w:t xml:space="preserve">부적합 출력 발견 (검사/공정/고객)</w:t>
-      </w:r>
-      <w:r>
-        <w:br/>
-      </w:r>
-      <w:r>
-        <w:rPr>
-          <w:rStyle w:val="VerbatimChar"/>
-        </w:rPr>
-        <w:t xml:space="preserve">    │</w:t>
-      </w:r>
-      <w:r>
-        <w:br/>
-      </w:r>
-      <w:r>
-        <w:rPr>
-          <w:rStyle w:val="VerbatimChar"/>
-        </w:rPr>
-        <w:t xml:space="preserve">    ▼</w:t>
-      </w:r>
-      <w:r>
-        <w:br/>
-      </w:r>
-      <w:r>
-        <w:rPr>
-          <w:rStyle w:val="VerbatimChar"/>
-        </w:rPr>
-        <w:t xml:space="preserve">① 즉시 작업 중단 ──→ 부적합 발생 사실 보고 (구두 + 서면)</w:t>
-      </w:r>
-      <w:r>
-        <w:br/>
-      </w:r>
-      <w:r>
-        <w:rPr>
-          <w:rStyle w:val="VerbatimChar"/>
-        </w:rPr>
-        <w:t xml:space="preserve">    │</w:t>
-      </w:r>
-      <w:r>
-        <w:br/>
-      </w:r>
-      <w:r>
-        <w:rPr>
-          <w:rStyle w:val="VerbatimChar"/>
-        </w:rPr>
-        <w:t xml:space="preserve">    ▼</w:t>
-      </w:r>
-      <w:r>
-        <w:br/>
-      </w:r>
-      <w:r>
-        <w:rPr>
-          <w:rStyle w:val="VerbatimChar"/>
-        </w:rPr>
-        <w:t xml:space="preserve">② 부적합 표식 ──→ 적색 "부적합" 태그/라벨 부착</w:t>
-      </w:r>
-      <w:r>
-        <w:br/>
-      </w:r>
-      <w:r>
-        <w:rPr>
-          <w:rStyle w:val="VerbatimChar"/>
-        </w:rPr>
-        <w:t xml:space="preserve">    │                (부적합 번호, 발견일, 발견자, 부적합 내용)</w:t>
-      </w:r>
-      <w:r>
-        <w:br/>
-      </w:r>
-      <w:r>
-        <w:rPr>
-          <w:rStyle w:val="VerbatimChar"/>
-        </w:rPr>
-        <w:t xml:space="preserve">    ▼</w:t>
-      </w:r>
-      <w:r>
-        <w:br/>
-      </w:r>
-      <w:r>
-        <w:rPr>
-          <w:rStyle w:val="VerbatimChar"/>
-        </w:rPr>
-        <w:t xml:space="preserve">③ 격리 ──→ 부적합품 격리 구역(Red Tag Area)으로 이동</w:t>
-      </w:r>
-      <w:r>
-        <w:br/>
-      </w:r>
-      <w:r>
-        <w:rPr>
-          <w:rStyle w:val="VerbatimChar"/>
-        </w:rPr>
-        <w:t xml:space="preserve">    │        물리적으로 양품과 분리</w:t>
-      </w:r>
-      <w:r>
-        <w:br/>
-      </w:r>
-      <w:r>
-        <w:rPr>
-          <w:rStyle w:val="VerbatimChar"/>
-        </w:rPr>
-        <w:t xml:space="preserve">    ▼</w:t>
-      </w:r>
-      <w:r>
-        <w:br/>
-      </w:r>
-      <w:r>
-        <w:rPr>
-          <w:rStyle w:val="VerbatimChar"/>
-        </w:rPr>
-        <w:t xml:space="preserve">④ 부적합 보고서 작성 ──→ 부적합 내용 상세 기록</w:t>
-      </w:r>
-      <w:r>
-        <w:br/>
-      </w:r>
-      <w:r>
-        <w:rPr>
-          <w:rStyle w:val="VerbatimChar"/>
-        </w:rPr>
-        <w:t xml:space="preserve">    │</w:t>
-      </w:r>
-      <w:r>
-        <w:br/>
-      </w:r>
-      <w:r>
-        <w:rPr>
-          <w:rStyle w:val="VerbatimChar"/>
-        </w:rPr>
-        <w:t xml:space="preserve">    ▼</w:t>
-      </w:r>
-      <w:r>
-        <w:br/>
-      </w:r>
-      <w:r>
-        <w:rPr>
-          <w:rStyle w:val="VerbatimChar"/>
-        </w:rPr>
-        <w:t xml:space="preserve">⑤ 봉쇄 조치 ──→ 동일 로트/배치 확인</w:t>
-      </w:r>
-      <w:r>
-        <w:br/>
-      </w:r>
-      <w:r>
-        <w:rPr>
-          <w:rStyle w:val="VerbatimChar"/>
-        </w:rPr>
-        <w:t xml:space="preserve">    │               재공품, 재고, 출하품 영향 범위 파악</w:t>
-      </w:r>
-      <w:r>
-        <w:br/>
-      </w:r>
-      <w:r>
-        <w:rPr>
-          <w:rStyle w:val="VerbatimChar"/>
-        </w:rPr>
-        <w:t xml:space="preserve">    ▼</w:t>
-      </w:r>
-      <w:r>
-        <w:br/>
-      </w:r>
-      <w:r>
-        <w:rPr>
-          <w:rStyle w:val="VerbatimChar"/>
-        </w:rPr>
-        <w:t xml:space="preserve">⑥ 처분 결정 ──→ 7절 참조</w:t>
-      </w:r>
-    </w:p>
+    <w:tbl>
+      <w:tblPr>
+        <w:tblLook w:firstColumn="1" w:firstRow="1" w:lastColumn="0" w:lastRow="0" w:noHBand="0" w:noVBand="1" w:val="04A0"/>
+        <w:tblW w:w="8788" w:type="dxa"/>
+        <w:tblBorders>
+          <w:top w:val="single" w:sz="4" w:color="2E74B5" w:space="0"/>
+          <w:left w:val="single" w:sz="4" w:color="2E74B5" w:space="0"/>
+          <w:bottom w:val="single" w:sz="4" w:color="2E74B5" w:space="0"/>
+          <w:right w:val="single" w:sz="4" w:color="2E74B5" w:space="0"/>
+          <w:insideH w:val="single" w:sz="4" w:color="BDD7EE" w:space="0"/>
+          <w:insideV w:val="single" w:sz="2" w:color="D9D9D9" w:space="0"/>
+        </w:tblBorders>
+      </w:tblPr>
+      <w:tblGrid>
+        <w:gridCol w:w="8788"/>
+      </w:tblGrid>
+      <w:tr>
+        <w:tc>
+          <w:tcPr>
+            <w:tcW w:w="8788" w:type="dxa"/>
+            <w:tcMar>
+              <w:top w:w="80" w:type="dxa"/>
+              <w:left w:w="140" w:type="dxa"/>
+              <w:bottom w:w="80" w:type="dxa"/>
+              <w:right w:w="140" w:type="dxa"/>
+            </w:tcMar>
+          </w:tcPr>
+          <w:p>
+            <w:pPr>
+              <w:spacing w:before="0" w:after="0" w:line="240" w:lineRule="auto"/>
+            </w:pPr>
+            <w:r>
+              <w:rPr>
+                <w:rFonts w:ascii="Courier New" w:hAnsi="Courier New" w:eastAsia="NanumGothicCoding"/>
+                <w:sz w:val="18"/>
+                <w:szCs w:val="18"/>
+              </w:rPr>
+              <w:t xml:space="preserve">부적합 출력 발견 (검사/공정/고객)</w:t>
+            </w:r>
+          </w:p>
+          <w:p>
+            <w:pPr>
+              <w:spacing w:before="0" w:after="0" w:line="240" w:lineRule="auto"/>
+            </w:pPr>
+            <w:r>
+              <w:rPr>
+                <w:rFonts w:ascii="Courier New" w:hAnsi="Courier New" w:eastAsia="NanumGothicCoding"/>
+                <w:sz w:val="18"/>
+                <w:szCs w:val="18"/>
+              </w:rPr>
+              <w:t xml:space="preserve">    │</w:t>
+            </w:r>
+          </w:p>
+          <w:p>
+            <w:pPr>
+              <w:spacing w:before="0" w:after="0" w:line="240" w:lineRule="auto"/>
+            </w:pPr>
+            <w:r>
+              <w:rPr>
+                <w:rFonts w:ascii="Courier New" w:hAnsi="Courier New" w:eastAsia="NanumGothicCoding"/>
+                <w:sz w:val="18"/>
+                <w:szCs w:val="18"/>
+              </w:rPr>
+              <w:t xml:space="preserve">    ▼</w:t>
+            </w:r>
+          </w:p>
+          <w:p>
+            <w:pPr>
+              <w:spacing w:before="0" w:after="0" w:line="240" w:lineRule="auto"/>
+            </w:pPr>
+            <w:r>
+              <w:rPr>
+                <w:rFonts w:ascii="Courier New" w:hAnsi="Courier New" w:eastAsia="NanumGothicCoding"/>
+                <w:sz w:val="18"/>
+                <w:szCs w:val="18"/>
+              </w:rPr>
+              <w:t xml:space="preserve">① 즉시 작업 중단 ──→ 부적합 발생 사실 보고 (구두 + 서면)</w:t>
+            </w:r>
+          </w:p>
+          <w:p>
+            <w:pPr>
+              <w:spacing w:before="0" w:after="0" w:line="240" w:lineRule="auto"/>
+            </w:pPr>
+            <w:r>
+              <w:rPr>
+                <w:rFonts w:ascii="Courier New" w:hAnsi="Courier New" w:eastAsia="NanumGothicCoding"/>
+                <w:sz w:val="18"/>
+                <w:szCs w:val="18"/>
+              </w:rPr>
+              <w:t xml:space="preserve">    │</w:t>
+            </w:r>
+          </w:p>
+          <w:p>
+            <w:pPr>
+              <w:spacing w:before="0" w:after="0" w:line="240" w:lineRule="auto"/>
+            </w:pPr>
+            <w:r>
+              <w:rPr>
+                <w:rFonts w:ascii="Courier New" w:hAnsi="Courier New" w:eastAsia="NanumGothicCoding"/>
+                <w:sz w:val="18"/>
+                <w:szCs w:val="18"/>
+              </w:rPr>
+              <w:t xml:space="preserve">    ▼</w:t>
+            </w:r>
+          </w:p>
+          <w:p>
+            <w:pPr>
+              <w:spacing w:before="0" w:after="0" w:line="240" w:lineRule="auto"/>
+            </w:pPr>
+            <w:r>
+              <w:rPr>
+                <w:rFonts w:ascii="Courier New" w:hAnsi="Courier New" w:eastAsia="NanumGothicCoding"/>
+                <w:sz w:val="18"/>
+                <w:szCs w:val="18"/>
+              </w:rPr>
+              <w:t xml:space="preserve">② 부적합 표식 ──→ 적색 "부적합" 태그/라벨 부착</w:t>
+            </w:r>
+          </w:p>
+          <w:p>
+            <w:pPr>
+              <w:spacing w:before="0" w:after="0" w:line="240" w:lineRule="auto"/>
+            </w:pPr>
+            <w:r>
+              <w:rPr>
+                <w:rFonts w:ascii="Courier New" w:hAnsi="Courier New" w:eastAsia="NanumGothicCoding"/>
+                <w:sz w:val="18"/>
+                <w:szCs w:val="18"/>
+              </w:rPr>
+              <w:t xml:space="preserve">    │                (부적합 번호, 발견일, 발견자, 부적합 내용)</w:t>
+            </w:r>
+          </w:p>
+          <w:p>
+            <w:pPr>
+              <w:spacing w:before="0" w:after="0" w:line="240" w:lineRule="auto"/>
+            </w:pPr>
+            <w:r>
+              <w:rPr>
+                <w:rFonts w:ascii="Courier New" w:hAnsi="Courier New" w:eastAsia="NanumGothicCoding"/>
+                <w:sz w:val="18"/>
+                <w:szCs w:val="18"/>
+              </w:rPr>
+              <w:t xml:space="preserve">    ▼</w:t>
+            </w:r>
+          </w:p>
+          <w:p>
+            <w:pPr>
+              <w:spacing w:before="0" w:after="0" w:line="240" w:lineRule="auto"/>
+            </w:pPr>
+            <w:r>
+              <w:rPr>
+                <w:rFonts w:ascii="Courier New" w:hAnsi="Courier New" w:eastAsia="NanumGothicCoding"/>
+                <w:sz w:val="18"/>
+                <w:szCs w:val="18"/>
+              </w:rPr>
+              <w:t xml:space="preserve">③ 격리 ──→ 부적합품 격리 구역(Red Tag Area)으로 이동</w:t>
+            </w:r>
+          </w:p>
+          <w:p>
+            <w:pPr>
+              <w:spacing w:before="0" w:after="0" w:line="240" w:lineRule="auto"/>
+            </w:pPr>
+            <w:r>
+              <w:rPr>
+                <w:rFonts w:ascii="Courier New" w:hAnsi="Courier New" w:eastAsia="NanumGothicCoding"/>
+                <w:sz w:val="18"/>
+                <w:szCs w:val="18"/>
+              </w:rPr>
+              <w:t xml:space="preserve">    │        물리적으로 양품과 분리</w:t>
+            </w:r>
+          </w:p>
+          <w:p>
+            <w:pPr>
+              <w:spacing w:before="0" w:after="0" w:line="240" w:lineRule="auto"/>
+            </w:pPr>
+            <w:r>
+              <w:rPr>
+                <w:rFonts w:ascii="Courier New" w:hAnsi="Courier New" w:eastAsia="NanumGothicCoding"/>
+                <w:sz w:val="18"/>
+                <w:szCs w:val="18"/>
+              </w:rPr>
+              <w:t xml:space="preserve">    ▼</w:t>
+            </w:r>
+          </w:p>
+          <w:p>
+            <w:pPr>
+              <w:spacing w:before="0" w:after="0" w:line="240" w:lineRule="auto"/>
+            </w:pPr>
+            <w:r>
+              <w:rPr>
+                <w:rFonts w:ascii="Courier New" w:hAnsi="Courier New" w:eastAsia="NanumGothicCoding"/>
+                <w:sz w:val="18"/>
+                <w:szCs w:val="18"/>
+              </w:rPr>
+              <w:t xml:space="preserve">④ 부적합 보고서 작성 ──→ 부적합 내용 상세 기록</w:t>
+            </w:r>
+          </w:p>
+          <w:p>
+            <w:pPr>
+              <w:spacing w:before="0" w:after="0" w:line="240" w:lineRule="auto"/>
+            </w:pPr>
+            <w:r>
+              <w:rPr>
+                <w:rFonts w:ascii="Courier New" w:hAnsi="Courier New" w:eastAsia="NanumGothicCoding"/>
+                <w:sz w:val="18"/>
+                <w:szCs w:val="18"/>
+              </w:rPr>
+              <w:t xml:space="preserve">    │</w:t>
+            </w:r>
+          </w:p>
+          <w:p>
+            <w:pPr>
+              <w:spacing w:before="0" w:after="0" w:line="240" w:lineRule="auto"/>
+            </w:pPr>
+            <w:r>
+              <w:rPr>
+                <w:rFonts w:ascii="Courier New" w:hAnsi="Courier New" w:eastAsia="NanumGothicCoding"/>
+                <w:sz w:val="18"/>
+                <w:szCs w:val="18"/>
+              </w:rPr>
+              <w:t xml:space="preserve">    ▼</w:t>
+            </w:r>
+          </w:p>
+          <w:p>
+            <w:pPr>
+              <w:spacing w:before="0" w:after="0" w:line="240" w:lineRule="auto"/>
+            </w:pPr>
+            <w:r>
+              <w:rPr>
+                <w:rFonts w:ascii="Courier New" w:hAnsi="Courier New" w:eastAsia="NanumGothicCoding"/>
+                <w:sz w:val="18"/>
+                <w:szCs w:val="18"/>
+              </w:rPr>
+              <w:t xml:space="preserve">⑤ 봉쇄 조치 ──→ 동일 로트/배치 확인</w:t>
+            </w:r>
+          </w:p>
+          <w:p>
+            <w:pPr>
+              <w:spacing w:before="0" w:after="0" w:line="240" w:lineRule="auto"/>
+            </w:pPr>
+            <w:r>
+              <w:rPr>
+                <w:rFonts w:ascii="Courier New" w:hAnsi="Courier New" w:eastAsia="NanumGothicCoding"/>
+                <w:sz w:val="18"/>
+                <w:szCs w:val="18"/>
+              </w:rPr>
+              <w:t xml:space="preserve">    │               재공품, 재고, 출하품 영향 범위 파악</w:t>
+            </w:r>
+          </w:p>
+          <w:p>
+            <w:pPr>
+              <w:spacing w:before="0" w:after="0" w:line="240" w:lineRule="auto"/>
+            </w:pPr>
+            <w:r>
+              <w:rPr>
+                <w:rFonts w:ascii="Courier New" w:hAnsi="Courier New" w:eastAsia="NanumGothicCoding"/>
+                <w:sz w:val="18"/>
+                <w:szCs w:val="18"/>
+              </w:rPr>
+              <w:t xml:space="preserve">    ▼</w:t>
+            </w:r>
+          </w:p>
+          <w:p>
+            <w:pPr>
+              <w:spacing w:before="0" w:after="0" w:line="240" w:lineRule="auto"/>
+            </w:pPr>
+            <w:r>
+              <w:rPr>
+                <w:rFonts w:ascii="Courier New" w:hAnsi="Courier New" w:eastAsia="NanumGothicCoding"/>
+                <w:sz w:val="18"/>
+                <w:szCs w:val="18"/>
+              </w:rPr>
+              <w:t xml:space="preserve">⑥ 처분 결정 ──→ 7절 참조</w:t>
+            </w:r>
+          </w:p>
+        </w:tc>
+      </w:tr>
+    </w:tbl>
     <w:bookmarkEnd w:id="19"/>
     <w:bookmarkStart w:id="20" w:name="부적합-표식-체계"/>
     <w:p>
@@ -2766,7 +2803,7 @@
         </w:trPr>
         <w:tc>
           <w:tcPr>
-            <w:tcW w:w="2460" w:type="dxa"/>
+            <w:tcW w:w="1618" w:type="dxa"/>
             <w:tcMar>
               <w:top w:w="60" w:type="dxa"/>
               <w:left w:w="120" w:type="dxa"/>
@@ -2787,7 +2824,7 @@
         </w:tc>
         <w:tc>
           <w:tcPr>
-            <w:tcW w:w="6328" w:type="dxa"/>
+            <w:tcW w:w="7170" w:type="dxa"/>
             <w:tcMar>
               <w:top w:w="60" w:type="dxa"/>
               <w:left w:w="120" w:type="dxa"/>
@@ -2809,9 +2846,7 @@
       </w:tr>
       <w:tr>
         <w:tc>
-          <w:tcPr>
-            <w:tcW w:w="2460" w:type="dxa"/>
-          </w:tcPr>
+          <w:tcPr/>
           <w:p>
             <w:pPr>
               <w:pStyle w:val="Compact"/>
@@ -2823,7 +2858,7 @@
         </w:tc>
         <w:tc>
           <w:tcPr>
-            <w:tcW w:w="6328" w:type="dxa"/>
+            <w:tcW w:w="7170" w:type="dxa"/>
             <w:tcMar>
               <w:top w:w="60" w:type="dxa"/>
               <w:left w:w="120" w:type="dxa"/>
@@ -2856,6 +2891,7 @@
         </w:tc>
         <w:tc>
           <w:tcPr>
+            <w:tcW w:w="7170" w:type="dxa"/>
             <w:tcMar>
               <w:top w:w="60" w:type="dxa"/>
               <w:left w:w="120" w:type="dxa"/>
@@ -2887,9 +2923,7 @@
           </w:p>
         </w:tc>
         <w:tc>
-          <w:tcPr>
-            <w:tcW w:w="6328" w:type="dxa"/>
-          </w:tcPr>
+          <w:tcPr/>
           <w:p>
             <w:pPr>
               <w:pStyle w:val="Compact"/>
@@ -2902,19 +2936,10 @@
       </w:tr>
       <w:tr>
         <w:tc>
-          <w:tcPr>
-            <w:tcW w:w="2460" w:type="dxa"/>
-            <w:tcMar>
-              <w:top w:w="60" w:type="dxa"/>
-              <w:left w:w="120" w:type="dxa"/>
-              <w:bottom w:w="60" w:type="dxa"/>
-              <w:right w:w="120" w:type="dxa"/>
-            </w:tcMar>
-          </w:tcPr>
-          <w:p>
-            <w:pPr>
-              <w:pStyle w:val="Compact"/>
-              <w:wordWrap w:val="1"/>
+          <w:tcPr/>
+          <w:p>
+            <w:pPr>
+              <w:pStyle w:val="Compact"/>
             </w:pPr>
             <w:r>
               <w:t xml:space="preserve">보관 기간</w:t>
@@ -2922,10 +2947,19 @@
           </w:p>
         </w:tc>
         <w:tc>
-          <w:tcPr/>
-          <w:p>
-            <w:pPr>
-              <w:pStyle w:val="Compact"/>
+          <w:tcPr>
+            <w:tcW w:w="7170" w:type="dxa"/>
+            <w:tcMar>
+              <w:top w:w="60" w:type="dxa"/>
+              <w:left w:w="120" w:type="dxa"/>
+              <w:bottom w:w="60" w:type="dxa"/>
+              <w:right w:w="120" w:type="dxa"/>
+            </w:tcMar>
+          </w:tcPr>
+          <w:p>
+            <w:pPr>
+              <w:pStyle w:val="Compact"/>
+              <w:wordWrap w:val="1"/>
             </w:pPr>
             <w:r>
               <w:t xml:space="preserve">처분 결정 후 5영업일 이내 이행 (특수 사유 제외)</w:t>
@@ -2935,18 +2969,10 @@
       </w:tr>
       <w:tr>
         <w:tc>
-          <w:tcPr>
-            <w:tcMar>
-              <w:top w:w="60" w:type="dxa"/>
-              <w:left w:w="120" w:type="dxa"/>
-              <w:bottom w:w="60" w:type="dxa"/>
-              <w:right w:w="120" w:type="dxa"/>
-            </w:tcMar>
-          </w:tcPr>
-          <w:p>
-            <w:pPr>
-              <w:pStyle w:val="Compact"/>
-              <w:wordWrap w:val="1"/>
+          <w:tcPr/>
+          <w:p>
+            <w:pPr>
+              <w:pStyle w:val="Compact"/>
             </w:pPr>
             <w:r>
               <w:t xml:space="preserve">전자 추적</w:t>
@@ -2954,18 +2980,10 @@
           </w:p>
         </w:tc>
         <w:tc>
-          <w:tcPr>
-            <w:tcMar>
-              <w:top w:w="60" w:type="dxa"/>
-              <w:left w:w="120" w:type="dxa"/>
-              <w:bottom w:w="60" w:type="dxa"/>
-              <w:right w:w="120" w:type="dxa"/>
-            </w:tcMar>
-          </w:tcPr>
-          <w:p>
-            <w:pPr>
-              <w:pStyle w:val="Compact"/>
-              <w:wordWrap w:val="1"/>
+          <w:tcPr/>
+          <w:p>
+            <w:pPr>
+              <w:pStyle w:val="Compact"/>
             </w:pPr>
             <w:r>
               <w:t xml:space="preserve">DMS에 부적합품 상태 등록 및 추적</w:t>
@@ -3459,134 +3477,218 @@
         <w:t xml:space="preserve">7.2 처분 결정 프로세스</w:t>
       </w:r>
     </w:p>
-    <w:p>
-      <w:pPr>
-        <w:pStyle w:val="SourceCode"/>
-      </w:pPr>
-      <w:r>
-        <w:rPr>
-          <w:rStyle w:val="VerbatimChar"/>
-        </w:rPr>
-        <w:t xml:space="preserve">부적합 보고서 접수 (품질팀)</w:t>
-      </w:r>
-      <w:r>
-        <w:br/>
-      </w:r>
-      <w:r>
-        <w:rPr>
-          <w:rStyle w:val="VerbatimChar"/>
-        </w:rPr>
-        <w:t xml:space="preserve">    │</w:t>
-      </w:r>
-      <w:r>
-        <w:br/>
-      </w:r>
-      <w:r>
-        <w:rPr>
-          <w:rStyle w:val="VerbatimChar"/>
-        </w:rPr>
-        <w:t xml:space="preserve">    ▼</w:t>
-      </w:r>
-      <w:r>
-        <w:br/>
-      </w:r>
-      <w:r>
-        <w:rPr>
-          <w:rStyle w:val="VerbatimChar"/>
-        </w:rPr>
-        <w:t xml:space="preserve">┌──────────────────┐</w:t>
-      </w:r>
-      <w:r>
-        <w:br/>
-      </w:r>
-      <w:r>
-        <w:rPr>
-          <w:rStyle w:val="VerbatimChar"/>
-        </w:rPr>
-        <w:t xml:space="preserve">│  부적합 심각도     │</w:t>
-      </w:r>
-      <w:r>
-        <w:br/>
-      </w:r>
-      <w:r>
-        <w:rPr>
-          <w:rStyle w:val="VerbatimChar"/>
-        </w:rPr>
-        <w:t xml:space="preserve">│  평가             │</w:t>
-      </w:r>
-      <w:r>
-        <w:br/>
-      </w:r>
-      <w:r>
-        <w:rPr>
-          <w:rStyle w:val="VerbatimChar"/>
-        </w:rPr>
-        <w:t xml:space="preserve">└──────────────────┘</w:t>
-      </w:r>
-      <w:r>
-        <w:br/>
-      </w:r>
-      <w:r>
-        <w:rPr>
-          <w:rStyle w:val="VerbatimChar"/>
-        </w:rPr>
-        <w:t xml:space="preserve">    │</w:t>
-      </w:r>
-      <w:r>
-        <w:br/>
-      </w:r>
-      <w:r>
-        <w:rPr>
-          <w:rStyle w:val="VerbatimChar"/>
-        </w:rPr>
-        <w:t xml:space="preserve">    ├── 경미/명확 ──→ 품질팀장 판단으로 처분 결정</w:t>
-      </w:r>
-      <w:r>
-        <w:br/>
-      </w:r>
-      <w:r>
-        <w:rPr>
-          <w:rStyle w:val="VerbatimChar"/>
-        </w:rPr>
-        <w:t xml:space="preserve">    │                 (재작업 또는 폐기)</w:t>
-      </w:r>
-      <w:r>
-        <w:br/>
-      </w:r>
-      <w:r>
-        <w:rPr>
-          <w:rStyle w:val="VerbatimChar"/>
-        </w:rPr>
-        <w:t xml:space="preserve">    │</w:t>
-      </w:r>
-      <w:r>
-        <w:br/>
-      </w:r>
-      <w:r>
-        <w:rPr>
-          <w:rStyle w:val="VerbatimChar"/>
-        </w:rPr>
-        <w:t xml:space="preserve">    └── 중대/복잡 ──→ MRB 소집 (8절 참조)</w:t>
-      </w:r>
-      <w:r>
-        <w:br/>
-      </w:r>
-      <w:r>
-        <w:rPr>
-          <w:rStyle w:val="VerbatimChar"/>
-        </w:rPr>
-        <w:t xml:space="preserve">         또는</w:t>
-      </w:r>
-      <w:r>
-        <w:br/>
-      </w:r>
-      <w:r>
-        <w:rPr>
-          <w:rStyle w:val="VerbatimChar"/>
-        </w:rPr>
-        <w:t xml:space="preserve">         수리/특채 ──→ MRB + 고객 승인</w:t>
-      </w:r>
-    </w:p>
+    <w:tbl>
+      <w:tblPr>
+        <w:tblLook w:firstColumn="1" w:firstRow="1" w:lastColumn="0" w:lastRow="0" w:noHBand="0" w:noVBand="1" w:val="04A0"/>
+        <w:tblW w:w="8788" w:type="dxa"/>
+        <w:tblBorders>
+          <w:top w:val="single" w:sz="4" w:color="2E74B5" w:space="0"/>
+          <w:left w:val="single" w:sz="4" w:color="2E74B5" w:space="0"/>
+          <w:bottom w:val="single" w:sz="4" w:color="2E74B5" w:space="0"/>
+          <w:right w:val="single" w:sz="4" w:color="2E74B5" w:space="0"/>
+          <w:insideH w:val="single" w:sz="4" w:color="BDD7EE" w:space="0"/>
+          <w:insideV w:val="single" w:sz="2" w:color="D9D9D9" w:space="0"/>
+        </w:tblBorders>
+      </w:tblPr>
+      <w:tblGrid>
+        <w:gridCol w:w="8788"/>
+      </w:tblGrid>
+      <w:tr>
+        <w:tc>
+          <w:tcPr>
+            <w:tcW w:w="8788" w:type="dxa"/>
+            <w:tcMar>
+              <w:top w:w="80" w:type="dxa"/>
+              <w:left w:w="140" w:type="dxa"/>
+              <w:bottom w:w="80" w:type="dxa"/>
+              <w:right w:w="140" w:type="dxa"/>
+            </w:tcMar>
+          </w:tcPr>
+          <w:p>
+            <w:pPr>
+              <w:spacing w:before="0" w:after="0" w:line="240" w:lineRule="auto"/>
+            </w:pPr>
+            <w:r>
+              <w:rPr>
+                <w:rFonts w:ascii="Courier New" w:hAnsi="Courier New" w:eastAsia="NanumGothicCoding"/>
+                <w:sz w:val="18"/>
+                <w:szCs w:val="18"/>
+              </w:rPr>
+              <w:t xml:space="preserve">부적합 보고서 접수 (품질팀)</w:t>
+            </w:r>
+          </w:p>
+          <w:p>
+            <w:pPr>
+              <w:spacing w:before="0" w:after="0" w:line="240" w:lineRule="auto"/>
+            </w:pPr>
+            <w:r>
+              <w:rPr>
+                <w:rFonts w:ascii="Courier New" w:hAnsi="Courier New" w:eastAsia="NanumGothicCoding"/>
+                <w:sz w:val="18"/>
+                <w:szCs w:val="18"/>
+              </w:rPr>
+              <w:t xml:space="preserve">    │</w:t>
+            </w:r>
+          </w:p>
+          <w:p>
+            <w:pPr>
+              <w:spacing w:before="0" w:after="0" w:line="240" w:lineRule="auto"/>
+            </w:pPr>
+            <w:r>
+              <w:rPr>
+                <w:rFonts w:ascii="Courier New" w:hAnsi="Courier New" w:eastAsia="NanumGothicCoding"/>
+                <w:sz w:val="18"/>
+                <w:szCs w:val="18"/>
+              </w:rPr>
+              <w:t xml:space="preserve">    ▼</w:t>
+            </w:r>
+          </w:p>
+          <w:p>
+            <w:pPr>
+              <w:spacing w:before="0" w:after="0" w:line="240" w:lineRule="auto"/>
+            </w:pPr>
+            <w:r>
+              <w:rPr>
+                <w:rFonts w:ascii="Courier New" w:hAnsi="Courier New" w:eastAsia="NanumGothicCoding"/>
+                <w:sz w:val="18"/>
+                <w:szCs w:val="18"/>
+              </w:rPr>
+              <w:t xml:space="preserve">┌──────────────────┐</w:t>
+            </w:r>
+          </w:p>
+          <w:p>
+            <w:pPr>
+              <w:spacing w:before="0" w:after="0" w:line="240" w:lineRule="auto"/>
+            </w:pPr>
+            <w:r>
+              <w:rPr>
+                <w:rFonts w:ascii="Courier New" w:hAnsi="Courier New" w:eastAsia="NanumGothicCoding"/>
+                <w:sz w:val="18"/>
+                <w:szCs w:val="18"/>
+              </w:rPr>
+              <w:t xml:space="preserve">│  부적합 심각도     │</w:t>
+            </w:r>
+          </w:p>
+          <w:p>
+            <w:pPr>
+              <w:spacing w:before="0" w:after="0" w:line="240" w:lineRule="auto"/>
+            </w:pPr>
+            <w:r>
+              <w:rPr>
+                <w:rFonts w:ascii="Courier New" w:hAnsi="Courier New" w:eastAsia="NanumGothicCoding"/>
+                <w:sz w:val="18"/>
+                <w:szCs w:val="18"/>
+              </w:rPr>
+              <w:t xml:space="preserve">│  평가             │</w:t>
+            </w:r>
+          </w:p>
+          <w:p>
+            <w:pPr>
+              <w:spacing w:before="0" w:after="0" w:line="240" w:lineRule="auto"/>
+            </w:pPr>
+            <w:r>
+              <w:rPr>
+                <w:rFonts w:ascii="Courier New" w:hAnsi="Courier New" w:eastAsia="NanumGothicCoding"/>
+                <w:sz w:val="18"/>
+                <w:szCs w:val="18"/>
+              </w:rPr>
+              <w:t xml:space="preserve">└──────────────────┘</w:t>
+            </w:r>
+          </w:p>
+          <w:p>
+            <w:pPr>
+              <w:spacing w:before="0" w:after="0" w:line="240" w:lineRule="auto"/>
+            </w:pPr>
+            <w:r>
+              <w:rPr>
+                <w:rFonts w:ascii="Courier New" w:hAnsi="Courier New" w:eastAsia="NanumGothicCoding"/>
+                <w:sz w:val="18"/>
+                <w:szCs w:val="18"/>
+              </w:rPr>
+              <w:t xml:space="preserve">    │</w:t>
+            </w:r>
+          </w:p>
+          <w:p>
+            <w:pPr>
+              <w:spacing w:before="0" w:after="0" w:line="240" w:lineRule="auto"/>
+            </w:pPr>
+            <w:r>
+              <w:rPr>
+                <w:rFonts w:ascii="Courier New" w:hAnsi="Courier New" w:eastAsia="NanumGothicCoding"/>
+                <w:sz w:val="18"/>
+                <w:szCs w:val="18"/>
+              </w:rPr>
+              <w:t xml:space="preserve">    ├── 경미/명확 ──→ 품질팀장 판단으로 처분 결정</w:t>
+            </w:r>
+          </w:p>
+          <w:p>
+            <w:pPr>
+              <w:spacing w:before="0" w:after="0" w:line="240" w:lineRule="auto"/>
+            </w:pPr>
+            <w:r>
+              <w:rPr>
+                <w:rFonts w:ascii="Courier New" w:hAnsi="Courier New" w:eastAsia="NanumGothicCoding"/>
+                <w:sz w:val="18"/>
+                <w:szCs w:val="18"/>
+              </w:rPr>
+              <w:t xml:space="preserve">    │                 (재작업 또는 폐기)</w:t>
+            </w:r>
+          </w:p>
+          <w:p>
+            <w:pPr>
+              <w:spacing w:before="0" w:after="0" w:line="240" w:lineRule="auto"/>
+            </w:pPr>
+            <w:r>
+              <w:rPr>
+                <w:rFonts w:ascii="Courier New" w:hAnsi="Courier New" w:eastAsia="NanumGothicCoding"/>
+                <w:sz w:val="18"/>
+                <w:szCs w:val="18"/>
+              </w:rPr>
+              <w:t xml:space="preserve">    │</w:t>
+            </w:r>
+          </w:p>
+          <w:p>
+            <w:pPr>
+              <w:spacing w:before="0" w:after="0" w:line="240" w:lineRule="auto"/>
+            </w:pPr>
+            <w:r>
+              <w:rPr>
+                <w:rFonts w:ascii="Courier New" w:hAnsi="Courier New" w:eastAsia="NanumGothicCoding"/>
+                <w:sz w:val="18"/>
+                <w:szCs w:val="18"/>
+              </w:rPr>
+              <w:t xml:space="preserve">    └── 중대/복잡 ──→ MRB 소집 (8절 참조)</w:t>
+            </w:r>
+          </w:p>
+          <w:p>
+            <w:pPr>
+              <w:spacing w:before="0" w:after="0" w:line="240" w:lineRule="auto"/>
+            </w:pPr>
+            <w:r>
+              <w:rPr>
+                <w:rFonts w:ascii="Courier New" w:hAnsi="Courier New" w:eastAsia="NanumGothicCoding"/>
+                <w:sz w:val="18"/>
+                <w:szCs w:val="18"/>
+              </w:rPr>
+              <w:t xml:space="preserve">         또는</w:t>
+            </w:r>
+          </w:p>
+          <w:p>
+            <w:pPr>
+              <w:spacing w:before="0" w:after="0" w:line="240" w:lineRule="auto"/>
+            </w:pPr>
+            <w:r>
+              <w:rPr>
+                <w:rFonts w:ascii="Courier New" w:hAnsi="Courier New" w:eastAsia="NanumGothicCoding"/>
+                <w:sz w:val="18"/>
+                <w:szCs w:val="18"/>
+              </w:rPr>
+              <w:t xml:space="preserve">         수리/특채 ──→ MRB + 고객 승인</w:t>
+            </w:r>
+          </w:p>
+        </w:tc>
+      </w:tr>
+    </w:tbl>
     <w:bookmarkEnd w:id="24"/>
     <w:bookmarkStart w:id="25" w:name="재작업-관리"/>
     <w:p>
@@ -4652,7 +4754,7 @@
         </w:trPr>
         <w:tc>
           <w:tcPr>
-            <w:tcW w:w="2460" w:type="dxa"/>
+            <w:tcW w:w="2840" w:type="dxa"/>
             <w:tcMar>
               <w:top w:w="60" w:type="dxa"/>
               <w:left w:w="120" w:type="dxa"/>
@@ -4673,7 +4775,7 @@
         </w:tc>
         <w:tc>
           <w:tcPr>
-            <w:tcW w:w="6328" w:type="dxa"/>
+            <w:tcW w:w="5948" w:type="dxa"/>
             <w:tcMar>
               <w:top w:w="60" w:type="dxa"/>
               <w:left w:w="120" w:type="dxa"/>
@@ -4695,9 +4797,7 @@
       </w:tr>
       <w:tr>
         <w:tc>
-          <w:tcPr>
-            <w:tcW w:w="2460" w:type="dxa"/>
-          </w:tcPr>
+          <w:tcPr/>
           <w:p>
             <w:pPr>
               <w:pStyle w:val="Compact"/>
@@ -4716,7 +4816,7 @@
         </w:tc>
         <w:tc>
           <w:tcPr>
-            <w:tcW w:w="6328" w:type="dxa"/>
+            <w:tcW w:w="5948" w:type="dxa"/>
             <w:tcMar>
               <w:top w:w="60" w:type="dxa"/>
               <w:left w:w="120" w:type="dxa"/>
@@ -4753,6 +4853,7 @@
         </w:tc>
         <w:tc>
           <w:tcPr>
+            <w:tcW w:w="5948" w:type="dxa"/>
             <w:tcMar>
               <w:top w:w="60" w:type="dxa"/>
               <w:left w:w="120" w:type="dxa"/>
@@ -4788,9 +4889,7 @@
           </w:p>
         </w:tc>
         <w:tc>
-          <w:tcPr>
-            <w:tcW w:w="6328" w:type="dxa"/>
-          </w:tcPr>
+          <w:tcPr/>
           <w:p>
             <w:pPr>
               <w:pStyle w:val="Compact"/>
@@ -4803,19 +4902,10 @@
       </w:tr>
       <w:tr>
         <w:tc>
-          <w:tcPr>
-            <w:tcW w:w="2460" w:type="dxa"/>
-            <w:tcMar>
-              <w:top w:w="60" w:type="dxa"/>
-              <w:left w:w="120" w:type="dxa"/>
-              <w:bottom w:w="60" w:type="dxa"/>
-              <w:right w:w="120" w:type="dxa"/>
-            </w:tcMar>
-          </w:tcPr>
-          <w:p>
-            <w:pPr>
-              <w:pStyle w:val="Compact"/>
-              <w:wordWrap w:val="1"/>
+          <w:tcPr/>
+          <w:p>
+            <w:pPr>
+              <w:pStyle w:val="Compact"/>
             </w:pPr>
             <w:r>
               <w:rPr>
@@ -4827,10 +4917,19 @@
           </w:p>
         </w:tc>
         <w:tc>
-          <w:tcPr/>
-          <w:p>
-            <w:pPr>
-              <w:pStyle w:val="Compact"/>
+          <w:tcPr>
+            <w:tcW w:w="5948" w:type="dxa"/>
+            <w:tcMar>
+              <w:top w:w="60" w:type="dxa"/>
+              <w:left w:w="120" w:type="dxa"/>
+              <w:bottom w:w="60" w:type="dxa"/>
+              <w:right w:w="120" w:type="dxa"/>
+            </w:tcMar>
+          </w:tcPr>
+          <w:p>
+            <w:pPr>
+              <w:pStyle w:val="Compact"/>
+              <w:wordWrap w:val="1"/>
             </w:pPr>
             <w:r>
               <w:t xml:space="preserve">생산 영향 평가, 재작업 가능성 검토</w:t>
@@ -4874,18 +4973,10 @@
       </w:tr>
       <w:tr>
         <w:tc>
-          <w:tcPr>
-            <w:tcMar>
-              <w:top w:w="60" w:type="dxa"/>
-              <w:left w:w="120" w:type="dxa"/>
-              <w:bottom w:w="60" w:type="dxa"/>
-              <w:right w:w="120" w:type="dxa"/>
-            </w:tcMar>
-          </w:tcPr>
-          <w:p>
-            <w:pPr>
-              <w:pStyle w:val="Compact"/>
-              <w:wordWrap w:val="1"/>
+          <w:tcPr/>
+          <w:p>
+            <w:pPr>
+              <w:pStyle w:val="Compact"/>
             </w:pPr>
             <w:r>
               <w:rPr>
@@ -4903,18 +4994,10 @@
           </w:p>
         </w:tc>
         <w:tc>
-          <w:tcPr>
-            <w:tcMar>
-              <w:top w:w="60" w:type="dxa"/>
-              <w:left w:w="120" w:type="dxa"/>
-              <w:bottom w:w="60" w:type="dxa"/>
-              <w:right w:w="120" w:type="dxa"/>
-            </w:tcMar>
-          </w:tcPr>
-          <w:p>
-            <w:pPr>
-              <w:pStyle w:val="Compact"/>
-              <w:wordWrap w:val="1"/>
+          <w:tcPr/>
+          <w:p>
+            <w:pPr>
+              <w:pStyle w:val="Compact"/>
             </w:pPr>
             <w:r>
               <w:t xml:space="preserve">고객 요구사항 관련 의견</w:t>
@@ -4957,7 +5040,7 @@
         </w:trPr>
         <w:tc>
           <w:tcPr>
-            <w:tcW w:w="2460" w:type="dxa"/>
+            <w:tcW w:w="3000" w:type="dxa"/>
             <w:tcMar>
               <w:top w:w="60" w:type="dxa"/>
               <w:left w:w="120" w:type="dxa"/>
@@ -4978,7 +5061,7 @@
         </w:tc>
         <w:tc>
           <w:tcPr>
-            <w:tcW w:w="6328" w:type="dxa"/>
+            <w:tcW w:w="5788" w:type="dxa"/>
             <w:tcMar>
               <w:top w:w="60" w:type="dxa"/>
               <w:left w:w="120" w:type="dxa"/>
@@ -5000,9 +5083,7 @@
       </w:tr>
       <w:tr>
         <w:tc>
-          <w:tcPr>
-            <w:tcW w:w="2460" w:type="dxa"/>
-          </w:tcPr>
+          <w:tcPr/>
           <w:p>
             <w:pPr>
               <w:pStyle w:val="Compact"/>
@@ -5014,7 +5095,7 @@
         </w:tc>
         <w:tc>
           <w:tcPr>
-            <w:tcW w:w="6328" w:type="dxa"/>
+            <w:tcW w:w="5788" w:type="dxa"/>
             <w:tcMar>
               <w:top w:w="60" w:type="dxa"/>
               <w:left w:w="120" w:type="dxa"/>
@@ -5047,17 +5128,11 @@
         </w:tc>
         <w:tc>
           <w:tcPr>
-            <w:tcMar>
-              <w:top w:w="60" w:type="dxa"/>
-              <w:left w:w="120" w:type="dxa"/>
-              <w:bottom w:w="60" w:type="dxa"/>
-              <w:right w:w="120" w:type="dxa"/>
-            </w:tcMar>
-          </w:tcPr>
-          <w:p>
-            <w:pPr>
-              <w:pStyle w:val="Compact"/>
-              <w:wordWrap w:val="1"/>
+            <w:tcW w:w="5788" w:type="dxa"/>
+          </w:tcPr>
+          <w:p>
+            <w:pPr>
+              <w:pStyle w:val="Compact"/>
             </w:pPr>
             <w:r>
               <w:t xml:space="preserve">명확한 폐기 대상</w:t>
@@ -5078,9 +5153,7 @@
           </w:p>
         </w:tc>
         <w:tc>
-          <w:tcPr>
-            <w:tcW w:w="6328" w:type="dxa"/>
-          </w:tcPr>
+          <w:tcPr/>
           <w:p>
             <w:pPr>
               <w:pStyle w:val="Compact"/>
@@ -5093,19 +5166,10 @@
       </w:tr>
       <w:tr>
         <w:tc>
-          <w:tcPr>
-            <w:tcW w:w="2460" w:type="dxa"/>
-            <w:tcMar>
-              <w:top w:w="60" w:type="dxa"/>
-              <w:left w:w="120" w:type="dxa"/>
-              <w:bottom w:w="60" w:type="dxa"/>
-              <w:right w:w="120" w:type="dxa"/>
-            </w:tcMar>
-          </w:tcPr>
-          <w:p>
-            <w:pPr>
-              <w:pStyle w:val="Compact"/>
-              <w:wordWrap w:val="1"/>
+          <w:tcPr/>
+          <w:p>
+            <w:pPr>
+              <w:pStyle w:val="Compact"/>
             </w:pPr>
             <w:r>
               <w:t xml:space="preserve">안전 관련 부적합</w:t>
@@ -5113,10 +5177,19 @@
           </w:p>
         </w:tc>
         <w:tc>
-          <w:tcPr/>
-          <w:p>
-            <w:pPr>
-              <w:pStyle w:val="Compact"/>
+          <w:tcPr>
+            <w:tcW w:w="5788" w:type="dxa"/>
+            <w:tcMar>
+              <w:top w:w="60" w:type="dxa"/>
+              <w:left w:w="120" w:type="dxa"/>
+              <w:bottom w:w="60" w:type="dxa"/>
+              <w:right w:w="120" w:type="dxa"/>
+            </w:tcMar>
+          </w:tcPr>
+          <w:p>
+            <w:pPr>
+              <w:pStyle w:val="Compact"/>
+              <w:wordWrap w:val="1"/>
             </w:pPr>
           </w:p>
         </w:tc>
@@ -5144,18 +5217,10 @@
       </w:tr>
       <w:tr>
         <w:tc>
-          <w:tcPr>
-            <w:tcMar>
-              <w:top w:w="60" w:type="dxa"/>
-              <w:left w:w="120" w:type="dxa"/>
-              <w:bottom w:w="60" w:type="dxa"/>
-              <w:right w:w="120" w:type="dxa"/>
-            </w:tcMar>
-          </w:tcPr>
-          <w:p>
-            <w:pPr>
-              <w:pStyle w:val="Compact"/>
-              <w:wordWrap w:val="1"/>
+          <w:tcPr/>
+          <w:p>
+            <w:pPr>
+              <w:pStyle w:val="Compact"/>
             </w:pPr>
             <w:r>
               <w:t xml:space="preserve">처분 판단이 복잡한 경우</w:t>
@@ -5163,18 +5228,10 @@
           </w:p>
         </w:tc>
         <w:tc>
-          <w:tcPr>
-            <w:tcMar>
-              <w:top w:w="60" w:type="dxa"/>
-              <w:left w:w="120" w:type="dxa"/>
-              <w:bottom w:w="60" w:type="dxa"/>
-              <w:right w:w="120" w:type="dxa"/>
-            </w:tcMar>
-          </w:tcPr>
-          <w:p>
-            <w:pPr>
-              <w:pStyle w:val="Compact"/>
-              <w:wordWrap w:val="1"/>
+          <w:tcPr/>
+          <w:p>
+            <w:pPr>
+              <w:pStyle w:val="Compact"/>
             </w:pPr>
           </w:p>
         </w:tc>
@@ -5214,7 +5271,7 @@
         </w:trPr>
         <w:tc>
           <w:tcPr>
-            <w:tcW w:w="2460" w:type="dxa"/>
+            <w:tcW w:w="1618" w:type="dxa"/>
             <w:tcMar>
               <w:top w:w="60" w:type="dxa"/>
               <w:left w:w="120" w:type="dxa"/>
@@ -5235,7 +5292,7 @@
         </w:tc>
         <w:tc>
           <w:tcPr>
-            <w:tcW w:w="6328" w:type="dxa"/>
+            <w:tcW w:w="7170" w:type="dxa"/>
             <w:tcMar>
               <w:top w:w="60" w:type="dxa"/>
               <w:left w:w="120" w:type="dxa"/>
@@ -5258,7 +5315,7 @@
       <w:tr>
         <w:tc>
           <w:tcPr>
-            <w:tcW w:w="2460" w:type="dxa"/>
+            <w:tcW w:w="1618" w:type="dxa"/>
           </w:tcPr>
           <w:p>
             <w:pPr>
@@ -5271,7 +5328,7 @@
         </w:tc>
         <w:tc>
           <w:tcPr>
-            <w:tcW w:w="6328" w:type="dxa"/>
+            <w:tcW w:w="7170" w:type="dxa"/>
             <w:tcMar>
               <w:top w:w="60" w:type="dxa"/>
               <w:left w:w="120" w:type="dxa"/>
@@ -5304,6 +5361,7 @@
         </w:tc>
         <w:tc>
           <w:tcPr>
+            <w:tcW w:w="7170" w:type="dxa"/>
             <w:tcMar>
               <w:top w:w="60" w:type="dxa"/>
               <w:left w:w="120" w:type="dxa"/>
@@ -5336,7 +5394,7 @@
         </w:tc>
         <w:tc>
           <w:tcPr>
-            <w:tcW w:w="6328" w:type="dxa"/>
+            <w:tcW w:w="7170" w:type="dxa"/>
           </w:tcPr>
           <w:p>
             <w:pPr>
@@ -5350,19 +5408,10 @@
       </w:tr>
       <w:tr>
         <w:tc>
-          <w:tcPr>
-            <w:tcW w:w="2460" w:type="dxa"/>
-            <w:tcMar>
-              <w:top w:w="60" w:type="dxa"/>
-              <w:left w:w="120" w:type="dxa"/>
-              <w:bottom w:w="60" w:type="dxa"/>
-              <w:right w:w="120" w:type="dxa"/>
-            </w:tcMar>
-          </w:tcPr>
-          <w:p>
-            <w:pPr>
-              <w:pStyle w:val="Compact"/>
-              <w:wordWrap w:val="1"/>
+          <w:tcPr/>
+          <w:p>
+            <w:pPr>
+              <w:pStyle w:val="Compact"/>
             </w:pPr>
             <w:r>
               <w:t xml:space="preserve">기록</w:t>
@@ -5383,18 +5432,10 @@
       </w:tr>
       <w:tr>
         <w:tc>
-          <w:tcPr>
-            <w:tcMar>
-              <w:top w:w="60" w:type="dxa"/>
-              <w:left w:w="120" w:type="dxa"/>
-              <w:bottom w:w="60" w:type="dxa"/>
-              <w:right w:w="120" w:type="dxa"/>
-            </w:tcMar>
-          </w:tcPr>
-          <w:p>
-            <w:pPr>
-              <w:pStyle w:val="Compact"/>
-              <w:wordWrap w:val="1"/>
+          <w:tcPr/>
+          <w:p>
+            <w:pPr>
+              <w:pStyle w:val="Compact"/>
             </w:pPr>
             <w:r>
               <w:t xml:space="preserve">고객 승인</w:t>
@@ -5403,6 +5444,7 @@
         </w:tc>
         <w:tc>
           <w:tcPr>
+            <w:tcW w:w="7170" w:type="dxa"/>
             <w:tcMar>
               <w:top w:w="60" w:type="dxa"/>
               <w:left w:w="120" w:type="dxa"/>
@@ -5964,7 +6006,7 @@
         </w:trPr>
         <w:tc>
           <w:tcPr>
-            <w:tcW w:w="2460" w:type="dxa"/>
+            <w:tcW w:w="2281" w:type="dxa"/>
             <w:tcMar>
               <w:top w:w="60" w:type="dxa"/>
               <w:left w:w="120" w:type="dxa"/>
@@ -5985,7 +6027,7 @@
         </w:tc>
         <w:tc>
           <w:tcPr>
-            <w:tcW w:w="6328" w:type="dxa"/>
+            <w:tcW w:w="6507" w:type="dxa"/>
             <w:tcMar>
               <w:top w:w="60" w:type="dxa"/>
               <w:left w:w="120" w:type="dxa"/>
@@ -6007,9 +6049,7 @@
       </w:tr>
       <w:tr>
         <w:tc>
-          <w:tcPr>
-            <w:tcW w:w="2460" w:type="dxa"/>
-          </w:tcPr>
+          <w:tcPr/>
           <w:p>
             <w:pPr>
               <w:pStyle w:val="Compact"/>
@@ -6021,7 +6061,7 @@
         </w:tc>
         <w:tc>
           <w:tcPr>
-            <w:tcW w:w="6328" w:type="dxa"/>
+            <w:tcW w:w="6507" w:type="dxa"/>
             <w:tcMar>
               <w:top w:w="60" w:type="dxa"/>
               <w:left w:w="120" w:type="dxa"/>
@@ -6054,6 +6094,7 @@
         </w:tc>
         <w:tc>
           <w:tcPr>
+            <w:tcW w:w="6507" w:type="dxa"/>
             <w:tcMar>
               <w:top w:w="60" w:type="dxa"/>
               <w:left w:w="120" w:type="dxa"/>
@@ -6085,9 +6126,7 @@
           </w:p>
         </w:tc>
         <w:tc>
-          <w:tcPr>
-            <w:tcW w:w="6328" w:type="dxa"/>
-          </w:tcPr>
+          <w:tcPr/>
           <w:p>
             <w:pPr>
               <w:pStyle w:val="Compact"/>
@@ -6100,19 +6139,10 @@
       </w:tr>
       <w:tr>
         <w:tc>
-          <w:tcPr>
-            <w:tcW w:w="2460" w:type="dxa"/>
-            <w:tcMar>
-              <w:top w:w="60" w:type="dxa"/>
-              <w:left w:w="120" w:type="dxa"/>
-              <w:bottom w:w="60" w:type="dxa"/>
-              <w:right w:w="120" w:type="dxa"/>
-            </w:tcMar>
-          </w:tcPr>
-          <w:p>
-            <w:pPr>
-              <w:pStyle w:val="Compact"/>
-              <w:wordWrap w:val="1"/>
+          <w:tcPr/>
+          <w:p>
+            <w:pPr>
+              <w:pStyle w:val="Compact"/>
             </w:pPr>
             <w:r>
               <w:t xml:space="preserve">시정조치</w:t>
@@ -6121,6 +6151,7 @@
         </w:tc>
         <w:tc>
           <w:tcPr>
+            <w:tcW w:w="6507" w:type="dxa"/>
             <w:tcMar>
               <w:top w:w="60" w:type="dxa"/>
               <w:left w:w="120" w:type="dxa"/>
@@ -6174,7 +6205,7 @@
         </w:trPr>
         <w:tc>
           <w:tcPr>
-            <w:tcW w:w="2460" w:type="dxa"/>
+            <w:tcW w:w="1878" w:type="dxa"/>
             <w:tcMar>
               <w:top w:w="60" w:type="dxa"/>
               <w:left w:w="120" w:type="dxa"/>
@@ -6195,7 +6226,7 @@
         </w:tc>
         <w:tc>
           <w:tcPr>
-            <w:tcW w:w="6328" w:type="dxa"/>
+            <w:tcW w:w="6910" w:type="dxa"/>
             <w:tcMar>
               <w:top w:w="60" w:type="dxa"/>
               <w:left w:w="120" w:type="dxa"/>
@@ -6217,9 +6248,7 @@
       </w:tr>
       <w:tr>
         <w:tc>
-          <w:tcPr>
-            <w:tcW w:w="2460" w:type="dxa"/>
-          </w:tcPr>
+          <w:tcPr/>
           <w:p>
             <w:pPr>
               <w:pStyle w:val="Compact"/>
@@ -6231,7 +6260,7 @@
         </w:tc>
         <w:tc>
           <w:tcPr>
-            <w:tcW w:w="6328" w:type="dxa"/>
+            <w:tcW w:w="6910" w:type="dxa"/>
             <w:tcMar>
               <w:top w:w="60" w:type="dxa"/>
               <w:left w:w="120" w:type="dxa"/>
@@ -6264,6 +6293,7 @@
         </w:tc>
         <w:tc>
           <w:tcPr>
+            <w:tcW w:w="6910" w:type="dxa"/>
             <w:tcMar>
               <w:top w:w="60" w:type="dxa"/>
               <w:left w:w="120" w:type="dxa"/>
@@ -6295,9 +6325,7 @@
           </w:p>
         </w:tc>
         <w:tc>
-          <w:tcPr>
-            <w:tcW w:w="6328" w:type="dxa"/>
-          </w:tcPr>
+          <w:tcPr/>
           <w:p>
             <w:pPr>
               <w:pStyle w:val="Compact"/>
@@ -6310,19 +6338,10 @@
       </w:tr>
       <w:tr>
         <w:tc>
-          <w:tcPr>
-            <w:tcW w:w="2460" w:type="dxa"/>
-            <w:tcMar>
-              <w:top w:w="60" w:type="dxa"/>
-              <w:left w:w="120" w:type="dxa"/>
-              <w:bottom w:w="60" w:type="dxa"/>
-              <w:right w:w="120" w:type="dxa"/>
-            </w:tcMar>
-          </w:tcPr>
-          <w:p>
-            <w:pPr>
-              <w:pStyle w:val="Compact"/>
-              <w:wordWrap w:val="1"/>
+          <w:tcPr/>
+          <w:p>
+            <w:pPr>
+              <w:pStyle w:val="Compact"/>
             </w:pPr>
             <w:r>
               <w:t xml:space="preserve">기록</w:t>
@@ -6331,6 +6350,7 @@
         </w:tc>
         <w:tc>
           <w:tcPr>
+            <w:tcW w:w="6910" w:type="dxa"/>
             <w:tcMar>
               <w:top w:w="60" w:type="dxa"/>
               <w:left w:w="120" w:type="dxa"/>
@@ -6512,18 +6532,10 @@
           </w:p>
         </w:tc>
         <w:tc>
-          <w:tcPr>
-            <w:tcMar>
-              <w:top w:w="60" w:type="dxa"/>
-              <w:left w:w="120" w:type="dxa"/>
-              <w:bottom w:w="60" w:type="dxa"/>
-              <w:right w:w="120" w:type="dxa"/>
-            </w:tcMar>
-          </w:tcPr>
-          <w:p>
-            <w:pPr>
-              <w:pStyle w:val="Compact"/>
-              <w:wordWrap w:val="1"/>
+          <w:tcPr/>
+          <w:p>
+            <w:pPr>
+              <w:pStyle w:val="Compact"/>
             </w:pPr>
             <w:r>
               <w:t xml:space="preserve">DMS 등록</w:t>
@@ -6792,7 +6804,6 @@
               <w:bottom w:w="60" w:type="dxa"/>
               <w:right w:w="120" w:type="dxa"/>
             </w:tcMar>
-            <w:shd w:val="clear" w:color="auto" w:fill="DEEAF1"/>
           </w:tcPr>
           <w:p>
             <w:pPr>
@@ -6812,7 +6823,6 @@
               <w:bottom w:w="60" w:type="dxa"/>
               <w:right w:w="120" w:type="dxa"/>
             </w:tcMar>
-            <w:shd w:val="clear" w:color="auto" w:fill="DEEAF1"/>
           </w:tcPr>
           <w:p>
             <w:pPr>
@@ -6832,7 +6842,6 @@
               <w:bottom w:w="60" w:type="dxa"/>
               <w:right w:w="120" w:type="dxa"/>
             </w:tcMar>
-            <w:shd w:val="clear" w:color="auto" w:fill="DEEAF1"/>
           </w:tcPr>
           <w:p>
             <w:pPr>
@@ -7233,18 +7242,10 @@
           </w:p>
         </w:tc>
         <w:tc>
-          <w:tcPr>
-            <w:tcMar>
-              <w:top w:w="60" w:type="dxa"/>
-              <w:left w:w="120" w:type="dxa"/>
-              <w:bottom w:w="60" w:type="dxa"/>
-              <w:right w:w="120" w:type="dxa"/>
-            </w:tcMar>
-          </w:tcPr>
-          <w:p>
-            <w:pPr>
-              <w:pStyle w:val="Compact"/>
-              <w:wordWrap w:val="1"/>
+          <w:tcPr/>
+          <w:p>
+            <w:pPr>
+              <w:pStyle w:val="Compact"/>
             </w:pPr>
             <w:r>
               <w:t xml:space="preserve">MRB 검토 결과 및 처분 결정 기록</w:t>
@@ -7403,413 +7404,621 @@
         <w:t xml:space="preserve">부록 A: 부적합 출력 처분 흐름도</w:t>
       </w:r>
     </w:p>
-    <w:p>
-      <w:pPr>
-        <w:pStyle w:val="SourceCode"/>
-      </w:pPr>
-      <w:r>
-        <w:rPr>
-          <w:rStyle w:val="VerbatimChar"/>
-        </w:rPr>
-        <w:t xml:space="preserve">┌──────────────┐</w:t>
-      </w:r>
-      <w:r>
-        <w:br/>
-      </w:r>
-      <w:r>
-        <w:rPr>
-          <w:rStyle w:val="VerbatimChar"/>
-        </w:rPr>
-        <w:t xml:space="preserve">│  부적합 발견  │</w:t>
-      </w:r>
-      <w:r>
-        <w:br/>
-      </w:r>
-      <w:r>
-        <w:rPr>
-          <w:rStyle w:val="VerbatimChar"/>
-        </w:rPr>
-        <w:t xml:space="preserve">│  (검사/공정)  │</w:t>
-      </w:r>
-      <w:r>
-        <w:br/>
-      </w:r>
-      <w:r>
-        <w:rPr>
-          <w:rStyle w:val="VerbatimChar"/>
-        </w:rPr>
-        <w:t xml:space="preserve">└──────────────┘</w:t>
-      </w:r>
-      <w:r>
-        <w:br/>
-      </w:r>
-      <w:r>
-        <w:rPr>
-          <w:rStyle w:val="VerbatimChar"/>
-        </w:rPr>
-        <w:t xml:space="preserve">       │</w:t>
-      </w:r>
-      <w:r>
-        <w:br/>
-      </w:r>
-      <w:r>
-        <w:rPr>
-          <w:rStyle w:val="VerbatimChar"/>
-        </w:rPr>
-        <w:t xml:space="preserve">       ▼</w:t>
-      </w:r>
-      <w:r>
-        <w:br/>
-      </w:r>
-      <w:r>
-        <w:rPr>
-          <w:rStyle w:val="VerbatimChar"/>
-        </w:rPr>
-        <w:t xml:space="preserve">┌──────────────┐</w:t>
-      </w:r>
-      <w:r>
-        <w:br/>
-      </w:r>
-      <w:r>
-        <w:rPr>
-          <w:rStyle w:val="VerbatimChar"/>
-        </w:rPr>
-        <w:t xml:space="preserve">│  즉시 격리    │──→ 적색 태그 부착</w:t>
-      </w:r>
-      <w:r>
-        <w:br/>
-      </w:r>
-      <w:r>
-        <w:rPr>
-          <w:rStyle w:val="VerbatimChar"/>
-        </w:rPr>
-        <w:t xml:space="preserve">│  + 보고       │    격리 구역 이동</w:t>
-      </w:r>
-      <w:r>
-        <w:br/>
-      </w:r>
-      <w:r>
-        <w:rPr>
-          <w:rStyle w:val="VerbatimChar"/>
-        </w:rPr>
-        <w:t xml:space="preserve">└──────────────┘</w:t>
-      </w:r>
-      <w:r>
-        <w:br/>
-      </w:r>
-      <w:r>
-        <w:rPr>
-          <w:rStyle w:val="VerbatimChar"/>
-        </w:rPr>
-        <w:t xml:space="preserve">       │</w:t>
-      </w:r>
-      <w:r>
-        <w:br/>
-      </w:r>
-      <w:r>
-        <w:rPr>
-          <w:rStyle w:val="VerbatimChar"/>
-        </w:rPr>
-        <w:t xml:space="preserve">       ▼</w:t>
-      </w:r>
-      <w:r>
-        <w:br/>
-      </w:r>
-      <w:r>
-        <w:rPr>
-          <w:rStyle w:val="VerbatimChar"/>
-        </w:rPr>
-        <w:t xml:space="preserve">┌──────────────┐     ┌──────────────┐</w:t>
-      </w:r>
-      <w:r>
-        <w:br/>
-      </w:r>
-      <w:r>
-        <w:rPr>
-          <w:rStyle w:val="VerbatimChar"/>
-        </w:rPr>
-        <w:t xml:space="preserve">│  봉쇄 조치    │────→│  부적합 보고서│</w:t>
-      </w:r>
-      <w:r>
-        <w:br/>
-      </w:r>
-      <w:r>
-        <w:rPr>
-          <w:rStyle w:val="VerbatimChar"/>
-        </w:rPr>
-        <w:t xml:space="preserve">│  (영향 범위)  │     │  작성         │</w:t>
-      </w:r>
-      <w:r>
-        <w:br/>
-      </w:r>
-      <w:r>
-        <w:rPr>
-          <w:rStyle w:val="VerbatimChar"/>
-        </w:rPr>
-        <w:t xml:space="preserve">└──────────────┘     └──────────────┘</w:t>
-      </w:r>
-      <w:r>
-        <w:br/>
-      </w:r>
-      <w:r>
-        <w:rPr>
-          <w:rStyle w:val="VerbatimChar"/>
-        </w:rPr>
-        <w:t xml:space="preserve">       │</w:t>
-      </w:r>
-      <w:r>
-        <w:br/>
-      </w:r>
-      <w:r>
-        <w:rPr>
-          <w:rStyle w:val="VerbatimChar"/>
-        </w:rPr>
-        <w:t xml:space="preserve">       ▼</w:t>
-      </w:r>
-      <w:r>
-        <w:br/>
-      </w:r>
-      <w:r>
-        <w:rPr>
-          <w:rStyle w:val="VerbatimChar"/>
-        </w:rPr>
-        <w:t xml:space="preserve">┌──────────────────┐</w:t>
-      </w:r>
-      <w:r>
-        <w:br/>
-      </w:r>
-      <w:r>
-        <w:rPr>
-          <w:rStyle w:val="VerbatimChar"/>
-        </w:rPr>
-        <w:t xml:space="preserve">│  처분 결정 필요    │</w:t>
-      </w:r>
-      <w:r>
-        <w:br/>
-      </w:r>
-      <w:r>
-        <w:rPr>
-          <w:rStyle w:val="VerbatimChar"/>
-        </w:rPr>
-        <w:t xml:space="preserve">└──────────────────┘</w:t>
-      </w:r>
-      <w:r>
-        <w:br/>
-      </w:r>
-      <w:r>
-        <w:rPr>
-          <w:rStyle w:val="VerbatimChar"/>
-        </w:rPr>
-        <w:t xml:space="preserve">       │</w:t>
-      </w:r>
-      <w:r>
-        <w:br/>
-      </w:r>
-      <w:r>
-        <w:rPr>
-          <w:rStyle w:val="VerbatimChar"/>
-        </w:rPr>
-        <w:t xml:space="preserve">       ├── 경미/명확 ──→ 품질팀장 결정</w:t>
-      </w:r>
-      <w:r>
-        <w:br/>
-      </w:r>
-      <w:r>
-        <w:rPr>
-          <w:rStyle w:val="VerbatimChar"/>
-        </w:rPr>
-        <w:t xml:space="preserve">       │                  │</w:t>
-      </w:r>
-      <w:r>
-        <w:br/>
-      </w:r>
-      <w:r>
-        <w:rPr>
-          <w:rStyle w:val="VerbatimChar"/>
-        </w:rPr>
-        <w:t xml:space="preserve">       │              ┌───┴───┐</w:t>
-      </w:r>
-      <w:r>
-        <w:br/>
-      </w:r>
-      <w:r>
-        <w:rPr>
-          <w:rStyle w:val="VerbatimChar"/>
-        </w:rPr>
-        <w:t xml:space="preserve">       │              ▼       ▼</w:t>
-      </w:r>
-      <w:r>
-        <w:br/>
-      </w:r>
-      <w:r>
-        <w:rPr>
-          <w:rStyle w:val="VerbatimChar"/>
-        </w:rPr>
-        <w:t xml:space="preserve">       │         재작업     폐기</w:t>
-      </w:r>
-      <w:r>
-        <w:br/>
-      </w:r>
-      <w:r>
-        <w:rPr>
-          <w:rStyle w:val="VerbatimChar"/>
-        </w:rPr>
-        <w:t xml:space="preserve">       │              │       │</w:t>
-      </w:r>
-      <w:r>
-        <w:br/>
-      </w:r>
-      <w:r>
-        <w:rPr>
-          <w:rStyle w:val="VerbatimChar"/>
-        </w:rPr>
-        <w:t xml:space="preserve">       │              ▼       ▼</w:t>
-      </w:r>
-      <w:r>
-        <w:br/>
-      </w:r>
-      <w:r>
-        <w:rPr>
-          <w:rStyle w:val="VerbatimChar"/>
-        </w:rPr>
-        <w:t xml:space="preserve">       │         재검사    폐기기록</w:t>
-      </w:r>
-      <w:r>
-        <w:br/>
-      </w:r>
-      <w:r>
-        <w:rPr>
-          <w:rStyle w:val="VerbatimChar"/>
-        </w:rPr>
-        <w:t xml:space="preserve">       │              │</w:t>
-      </w:r>
-      <w:r>
-        <w:br/>
-      </w:r>
-      <w:r>
-        <w:rPr>
-          <w:rStyle w:val="VerbatimChar"/>
-        </w:rPr>
-        <w:t xml:space="preserve">       │              ▼</w:t>
-      </w:r>
-      <w:r>
-        <w:br/>
-      </w:r>
-      <w:r>
-        <w:rPr>
-          <w:rStyle w:val="VerbatimChar"/>
-        </w:rPr>
-        <w:t xml:space="preserve">       │         양품 복귀</w:t>
-      </w:r>
-      <w:r>
-        <w:br/>
-      </w:r>
-      <w:r>
-        <w:rPr>
-          <w:rStyle w:val="VerbatimChar"/>
-        </w:rPr>
-        <w:t xml:space="preserve">       │</w:t>
-      </w:r>
-      <w:r>
-        <w:br/>
-      </w:r>
-      <w:r>
-        <w:rPr>
-          <w:rStyle w:val="VerbatimChar"/>
-        </w:rPr>
-        <w:t xml:space="preserve">       └── 중대/복잡 ──→ MRB 소집</w:t>
-      </w:r>
-      <w:r>
-        <w:br/>
-      </w:r>
-      <w:r>
-        <w:rPr>
-          <w:rStyle w:val="VerbatimChar"/>
-        </w:rPr>
-        <w:t xml:space="preserve">                           │</w:t>
-      </w:r>
-      <w:r>
-        <w:br/>
-      </w:r>
-      <w:r>
-        <w:rPr>
-          <w:rStyle w:val="VerbatimChar"/>
-        </w:rPr>
-        <w:t xml:space="preserve">                    ┌──────┼──────┐</w:t>
-      </w:r>
-      <w:r>
-        <w:br/>
-      </w:r>
-      <w:r>
-        <w:rPr>
-          <w:rStyle w:val="VerbatimChar"/>
-        </w:rPr>
-        <w:t xml:space="preserve">                    ▼      ▼      ▼</w:t>
-      </w:r>
-      <w:r>
-        <w:br/>
-      </w:r>
-      <w:r>
-        <w:rPr>
-          <w:rStyle w:val="VerbatimChar"/>
-        </w:rPr>
-        <w:t xml:space="preserve">                  수리   특채   폐기</w:t>
-      </w:r>
-      <w:r>
-        <w:br/>
-      </w:r>
-      <w:r>
-        <w:rPr>
-          <w:rStyle w:val="VerbatimChar"/>
-        </w:rPr>
-        <w:t xml:space="preserve">                    │      │      │</w:t>
-      </w:r>
-      <w:r>
-        <w:br/>
-      </w:r>
-      <w:r>
-        <w:rPr>
-          <w:rStyle w:val="VerbatimChar"/>
-        </w:rPr>
-        <w:t xml:space="preserve">                    ▼      ▼      │</w:t>
-      </w:r>
-      <w:r>
-        <w:br/>
-      </w:r>
-      <w:r>
-        <w:rPr>
-          <w:rStyle w:val="VerbatimChar"/>
-        </w:rPr>
-        <w:t xml:space="preserve">               고객승인  고객승인   │</w:t>
-      </w:r>
-      <w:r>
-        <w:br/>
-      </w:r>
-      <w:r>
-        <w:rPr>
-          <w:rStyle w:val="VerbatimChar"/>
-        </w:rPr>
-        <w:t xml:space="preserve">                    │      │      │</w:t>
-      </w:r>
-      <w:r>
-        <w:br/>
-      </w:r>
-      <w:r>
-        <w:rPr>
-          <w:rStyle w:val="VerbatimChar"/>
-        </w:rPr>
-        <w:t xml:space="preserve">                    ▼      ▼      ▼</w:t>
-      </w:r>
-      <w:r>
-        <w:br/>
-      </w:r>
-      <w:r>
-        <w:rPr>
-          <w:rStyle w:val="VerbatimChar"/>
-        </w:rPr>
-        <w:t xml:space="preserve">               실행/기록  인도   폐기기록</w:t>
-      </w:r>
-    </w:p>
+    <w:tbl>
+      <w:tblPr>
+        <w:tblLook w:firstColumn="1" w:firstRow="1" w:lastColumn="0" w:lastRow="0" w:noHBand="0" w:noVBand="1" w:val="04A0"/>
+        <w:tblW w:w="8788" w:type="dxa"/>
+        <w:tblBorders>
+          <w:top w:val="single" w:sz="4" w:color="2E74B5" w:space="0"/>
+          <w:left w:val="single" w:sz="4" w:color="2E74B5" w:space="0"/>
+          <w:bottom w:val="single" w:sz="4" w:color="2E74B5" w:space="0"/>
+          <w:right w:val="single" w:sz="4" w:color="2E74B5" w:space="0"/>
+          <w:insideH w:val="single" w:sz="4" w:color="BDD7EE" w:space="0"/>
+          <w:insideV w:val="single" w:sz="2" w:color="D9D9D9" w:space="0"/>
+        </w:tblBorders>
+      </w:tblPr>
+      <w:tblGrid>
+        <w:gridCol w:w="8788"/>
+      </w:tblGrid>
+      <w:tr>
+        <w:tc>
+          <w:tcPr>
+            <w:tcW w:w="8788" w:type="dxa"/>
+            <w:tcMar>
+              <w:top w:w="80" w:type="dxa"/>
+              <w:left w:w="140" w:type="dxa"/>
+              <w:bottom w:w="80" w:type="dxa"/>
+              <w:right w:w="140" w:type="dxa"/>
+            </w:tcMar>
+          </w:tcPr>
+          <w:p>
+            <w:pPr>
+              <w:spacing w:before="0" w:after="0" w:line="240" w:lineRule="auto"/>
+            </w:pPr>
+            <w:r>
+              <w:rPr>
+                <w:rFonts w:ascii="Courier New" w:hAnsi="Courier New" w:eastAsia="NanumGothicCoding"/>
+                <w:sz w:val="18"/>
+                <w:szCs w:val="18"/>
+              </w:rPr>
+              <w:t xml:space="preserve">┌──────────────┐</w:t>
+            </w:r>
+          </w:p>
+          <w:p>
+            <w:pPr>
+              <w:spacing w:before="0" w:after="0" w:line="240" w:lineRule="auto"/>
+            </w:pPr>
+            <w:r>
+              <w:rPr>
+                <w:rFonts w:ascii="Courier New" w:hAnsi="Courier New" w:eastAsia="NanumGothicCoding"/>
+                <w:sz w:val="18"/>
+                <w:szCs w:val="18"/>
+              </w:rPr>
+              <w:t xml:space="preserve">│  부적합 발견  │</w:t>
+            </w:r>
+          </w:p>
+          <w:p>
+            <w:pPr>
+              <w:spacing w:before="0" w:after="0" w:line="240" w:lineRule="auto"/>
+            </w:pPr>
+            <w:r>
+              <w:rPr>
+                <w:rFonts w:ascii="Courier New" w:hAnsi="Courier New" w:eastAsia="NanumGothicCoding"/>
+                <w:sz w:val="18"/>
+                <w:szCs w:val="18"/>
+              </w:rPr>
+              <w:t xml:space="preserve">│  (검사/공정)  │</w:t>
+            </w:r>
+          </w:p>
+          <w:p>
+            <w:pPr>
+              <w:spacing w:before="0" w:after="0" w:line="240" w:lineRule="auto"/>
+            </w:pPr>
+            <w:r>
+              <w:rPr>
+                <w:rFonts w:ascii="Courier New" w:hAnsi="Courier New" w:eastAsia="NanumGothicCoding"/>
+                <w:sz w:val="18"/>
+                <w:szCs w:val="18"/>
+              </w:rPr>
+              <w:t xml:space="preserve">└──────────────┘</w:t>
+            </w:r>
+          </w:p>
+          <w:p>
+            <w:pPr>
+              <w:spacing w:before="0" w:after="0" w:line="240" w:lineRule="auto"/>
+            </w:pPr>
+            <w:r>
+              <w:rPr>
+                <w:rFonts w:ascii="Courier New" w:hAnsi="Courier New" w:eastAsia="NanumGothicCoding"/>
+                <w:sz w:val="18"/>
+                <w:szCs w:val="18"/>
+              </w:rPr>
+              <w:t xml:space="preserve">       │</w:t>
+            </w:r>
+          </w:p>
+          <w:p>
+            <w:pPr>
+              <w:spacing w:before="0" w:after="0" w:line="240" w:lineRule="auto"/>
+            </w:pPr>
+            <w:r>
+              <w:rPr>
+                <w:rFonts w:ascii="Courier New" w:hAnsi="Courier New" w:eastAsia="NanumGothicCoding"/>
+                <w:sz w:val="18"/>
+                <w:szCs w:val="18"/>
+              </w:rPr>
+              <w:t xml:space="preserve">       ▼</w:t>
+            </w:r>
+          </w:p>
+          <w:p>
+            <w:pPr>
+              <w:spacing w:before="0" w:after="0" w:line="240" w:lineRule="auto"/>
+            </w:pPr>
+            <w:r>
+              <w:rPr>
+                <w:rFonts w:ascii="Courier New" w:hAnsi="Courier New" w:eastAsia="NanumGothicCoding"/>
+                <w:sz w:val="18"/>
+                <w:szCs w:val="18"/>
+              </w:rPr>
+              <w:t xml:space="preserve">┌──────────────┐</w:t>
+            </w:r>
+          </w:p>
+          <w:p>
+            <w:pPr>
+              <w:spacing w:before="0" w:after="0" w:line="240" w:lineRule="auto"/>
+            </w:pPr>
+            <w:r>
+              <w:rPr>
+                <w:rFonts w:ascii="Courier New" w:hAnsi="Courier New" w:eastAsia="NanumGothicCoding"/>
+                <w:sz w:val="18"/>
+                <w:szCs w:val="18"/>
+              </w:rPr>
+              <w:t xml:space="preserve">│  즉시 격리    │──→ 적색 태그 부착</w:t>
+            </w:r>
+          </w:p>
+          <w:p>
+            <w:pPr>
+              <w:spacing w:before="0" w:after="0" w:line="240" w:lineRule="auto"/>
+            </w:pPr>
+            <w:r>
+              <w:rPr>
+                <w:rFonts w:ascii="Courier New" w:hAnsi="Courier New" w:eastAsia="NanumGothicCoding"/>
+                <w:sz w:val="18"/>
+                <w:szCs w:val="18"/>
+              </w:rPr>
+              <w:t xml:space="preserve">│  + 보고       │    격리 구역 이동</w:t>
+            </w:r>
+          </w:p>
+          <w:p>
+            <w:pPr>
+              <w:spacing w:before="0" w:after="0" w:line="240" w:lineRule="auto"/>
+            </w:pPr>
+            <w:r>
+              <w:rPr>
+                <w:rFonts w:ascii="Courier New" w:hAnsi="Courier New" w:eastAsia="NanumGothicCoding"/>
+                <w:sz w:val="18"/>
+                <w:szCs w:val="18"/>
+              </w:rPr>
+              <w:t xml:space="preserve">└──────────────┘</w:t>
+            </w:r>
+          </w:p>
+          <w:p>
+            <w:pPr>
+              <w:spacing w:before="0" w:after="0" w:line="240" w:lineRule="auto"/>
+            </w:pPr>
+            <w:r>
+              <w:rPr>
+                <w:rFonts w:ascii="Courier New" w:hAnsi="Courier New" w:eastAsia="NanumGothicCoding"/>
+                <w:sz w:val="18"/>
+                <w:szCs w:val="18"/>
+              </w:rPr>
+              <w:t xml:space="preserve">       │</w:t>
+            </w:r>
+          </w:p>
+          <w:p>
+            <w:pPr>
+              <w:spacing w:before="0" w:after="0" w:line="240" w:lineRule="auto"/>
+            </w:pPr>
+            <w:r>
+              <w:rPr>
+                <w:rFonts w:ascii="Courier New" w:hAnsi="Courier New" w:eastAsia="NanumGothicCoding"/>
+                <w:sz w:val="18"/>
+                <w:szCs w:val="18"/>
+              </w:rPr>
+              <w:t xml:space="preserve">       ▼</w:t>
+            </w:r>
+          </w:p>
+          <w:p>
+            <w:pPr>
+              <w:spacing w:before="0" w:after="0" w:line="240" w:lineRule="auto"/>
+            </w:pPr>
+            <w:r>
+              <w:rPr>
+                <w:rFonts w:ascii="Courier New" w:hAnsi="Courier New" w:eastAsia="NanumGothicCoding"/>
+                <w:sz w:val="18"/>
+                <w:szCs w:val="18"/>
+              </w:rPr>
+              <w:t xml:space="preserve">┌──────────────┐     ┌──────────────┐</w:t>
+            </w:r>
+          </w:p>
+          <w:p>
+            <w:pPr>
+              <w:spacing w:before="0" w:after="0" w:line="240" w:lineRule="auto"/>
+            </w:pPr>
+            <w:r>
+              <w:rPr>
+                <w:rFonts w:ascii="Courier New" w:hAnsi="Courier New" w:eastAsia="NanumGothicCoding"/>
+                <w:sz w:val="18"/>
+                <w:szCs w:val="18"/>
+              </w:rPr>
+              <w:t xml:space="preserve">│  봉쇄 조치    │────→│  부적합 보고서│</w:t>
+            </w:r>
+          </w:p>
+          <w:p>
+            <w:pPr>
+              <w:spacing w:before="0" w:after="0" w:line="240" w:lineRule="auto"/>
+            </w:pPr>
+            <w:r>
+              <w:rPr>
+                <w:rFonts w:ascii="Courier New" w:hAnsi="Courier New" w:eastAsia="NanumGothicCoding"/>
+                <w:sz w:val="18"/>
+                <w:szCs w:val="18"/>
+              </w:rPr>
+              <w:t xml:space="preserve">│  (영향 범위)  │     │  작성         │</w:t>
+            </w:r>
+          </w:p>
+          <w:p>
+            <w:pPr>
+              <w:spacing w:before="0" w:after="0" w:line="240" w:lineRule="auto"/>
+            </w:pPr>
+            <w:r>
+              <w:rPr>
+                <w:rFonts w:ascii="Courier New" w:hAnsi="Courier New" w:eastAsia="NanumGothicCoding"/>
+                <w:sz w:val="18"/>
+                <w:szCs w:val="18"/>
+              </w:rPr>
+              <w:t xml:space="preserve">└──────────────┘     └──────────────┘</w:t>
+            </w:r>
+          </w:p>
+          <w:p>
+            <w:pPr>
+              <w:spacing w:before="0" w:after="0" w:line="240" w:lineRule="auto"/>
+            </w:pPr>
+            <w:r>
+              <w:rPr>
+                <w:rFonts w:ascii="Courier New" w:hAnsi="Courier New" w:eastAsia="NanumGothicCoding"/>
+                <w:sz w:val="18"/>
+                <w:szCs w:val="18"/>
+              </w:rPr>
+              <w:t xml:space="preserve">       │</w:t>
+            </w:r>
+          </w:p>
+          <w:p>
+            <w:pPr>
+              <w:spacing w:before="0" w:after="0" w:line="240" w:lineRule="auto"/>
+            </w:pPr>
+            <w:r>
+              <w:rPr>
+                <w:rFonts w:ascii="Courier New" w:hAnsi="Courier New" w:eastAsia="NanumGothicCoding"/>
+                <w:sz w:val="18"/>
+                <w:szCs w:val="18"/>
+              </w:rPr>
+              <w:t xml:space="preserve">       ▼</w:t>
+            </w:r>
+          </w:p>
+          <w:p>
+            <w:pPr>
+              <w:spacing w:before="0" w:after="0" w:line="240" w:lineRule="auto"/>
+            </w:pPr>
+            <w:r>
+              <w:rPr>
+                <w:rFonts w:ascii="Courier New" w:hAnsi="Courier New" w:eastAsia="NanumGothicCoding"/>
+                <w:sz w:val="18"/>
+                <w:szCs w:val="18"/>
+              </w:rPr>
+              <w:t xml:space="preserve">┌──────────────────┐</w:t>
+            </w:r>
+          </w:p>
+          <w:p>
+            <w:pPr>
+              <w:spacing w:before="0" w:after="0" w:line="240" w:lineRule="auto"/>
+            </w:pPr>
+            <w:r>
+              <w:rPr>
+                <w:rFonts w:ascii="Courier New" w:hAnsi="Courier New" w:eastAsia="NanumGothicCoding"/>
+                <w:sz w:val="18"/>
+                <w:szCs w:val="18"/>
+              </w:rPr>
+              <w:t xml:space="preserve">│  처분 결정 필요    │</w:t>
+            </w:r>
+          </w:p>
+          <w:p>
+            <w:pPr>
+              <w:spacing w:before="0" w:after="0" w:line="240" w:lineRule="auto"/>
+            </w:pPr>
+            <w:r>
+              <w:rPr>
+                <w:rFonts w:ascii="Courier New" w:hAnsi="Courier New" w:eastAsia="NanumGothicCoding"/>
+                <w:sz w:val="18"/>
+                <w:szCs w:val="18"/>
+              </w:rPr>
+              <w:t xml:space="preserve">└──────────────────┘</w:t>
+            </w:r>
+          </w:p>
+          <w:p>
+            <w:pPr>
+              <w:spacing w:before="0" w:after="0" w:line="240" w:lineRule="auto"/>
+            </w:pPr>
+            <w:r>
+              <w:rPr>
+                <w:rFonts w:ascii="Courier New" w:hAnsi="Courier New" w:eastAsia="NanumGothicCoding"/>
+                <w:sz w:val="18"/>
+                <w:szCs w:val="18"/>
+              </w:rPr>
+              <w:t xml:space="preserve">       │</w:t>
+            </w:r>
+          </w:p>
+          <w:p>
+            <w:pPr>
+              <w:spacing w:before="0" w:after="0" w:line="240" w:lineRule="auto"/>
+            </w:pPr>
+            <w:r>
+              <w:rPr>
+                <w:rFonts w:ascii="Courier New" w:hAnsi="Courier New" w:eastAsia="NanumGothicCoding"/>
+                <w:sz w:val="18"/>
+                <w:szCs w:val="18"/>
+              </w:rPr>
+              <w:t xml:space="preserve">       ├── 경미/명확 ──→ 품질팀장 결정</w:t>
+            </w:r>
+          </w:p>
+          <w:p>
+            <w:pPr>
+              <w:spacing w:before="0" w:after="0" w:line="240" w:lineRule="auto"/>
+            </w:pPr>
+            <w:r>
+              <w:rPr>
+                <w:rFonts w:ascii="Courier New" w:hAnsi="Courier New" w:eastAsia="NanumGothicCoding"/>
+                <w:sz w:val="18"/>
+                <w:szCs w:val="18"/>
+              </w:rPr>
+              <w:t xml:space="preserve">       │                  │</w:t>
+            </w:r>
+          </w:p>
+          <w:p>
+            <w:pPr>
+              <w:spacing w:before="0" w:after="0" w:line="240" w:lineRule="auto"/>
+            </w:pPr>
+            <w:r>
+              <w:rPr>
+                <w:rFonts w:ascii="Courier New" w:hAnsi="Courier New" w:eastAsia="NanumGothicCoding"/>
+                <w:sz w:val="18"/>
+                <w:szCs w:val="18"/>
+              </w:rPr>
+              <w:t xml:space="preserve">       │              ┌───┴───┐</w:t>
+            </w:r>
+          </w:p>
+          <w:p>
+            <w:pPr>
+              <w:spacing w:before="0" w:after="0" w:line="240" w:lineRule="auto"/>
+            </w:pPr>
+            <w:r>
+              <w:rPr>
+                <w:rFonts w:ascii="Courier New" w:hAnsi="Courier New" w:eastAsia="NanumGothicCoding"/>
+                <w:sz w:val="18"/>
+                <w:szCs w:val="18"/>
+              </w:rPr>
+              <w:t xml:space="preserve">       │              ▼       ▼</w:t>
+            </w:r>
+          </w:p>
+          <w:p>
+            <w:pPr>
+              <w:spacing w:before="0" w:after="0" w:line="240" w:lineRule="auto"/>
+            </w:pPr>
+            <w:r>
+              <w:rPr>
+                <w:rFonts w:ascii="Courier New" w:hAnsi="Courier New" w:eastAsia="NanumGothicCoding"/>
+                <w:sz w:val="18"/>
+                <w:szCs w:val="18"/>
+              </w:rPr>
+              <w:t xml:space="preserve">       │         재작업     폐기</w:t>
+            </w:r>
+          </w:p>
+          <w:p>
+            <w:pPr>
+              <w:spacing w:before="0" w:after="0" w:line="240" w:lineRule="auto"/>
+            </w:pPr>
+            <w:r>
+              <w:rPr>
+                <w:rFonts w:ascii="Courier New" w:hAnsi="Courier New" w:eastAsia="NanumGothicCoding"/>
+                <w:sz w:val="18"/>
+                <w:szCs w:val="18"/>
+              </w:rPr>
+              <w:t xml:space="preserve">       │              │       │</w:t>
+            </w:r>
+          </w:p>
+          <w:p>
+            <w:pPr>
+              <w:spacing w:before="0" w:after="0" w:line="240" w:lineRule="auto"/>
+            </w:pPr>
+            <w:r>
+              <w:rPr>
+                <w:rFonts w:ascii="Courier New" w:hAnsi="Courier New" w:eastAsia="NanumGothicCoding"/>
+                <w:sz w:val="18"/>
+                <w:szCs w:val="18"/>
+              </w:rPr>
+              <w:t xml:space="preserve">       │              ▼       ▼</w:t>
+            </w:r>
+          </w:p>
+          <w:p>
+            <w:pPr>
+              <w:spacing w:before="0" w:after="0" w:line="240" w:lineRule="auto"/>
+            </w:pPr>
+            <w:r>
+              <w:rPr>
+                <w:rFonts w:ascii="Courier New" w:hAnsi="Courier New" w:eastAsia="NanumGothicCoding"/>
+                <w:sz w:val="18"/>
+                <w:szCs w:val="18"/>
+              </w:rPr>
+              <w:t xml:space="preserve">       │         재검사    폐기기록</w:t>
+            </w:r>
+          </w:p>
+          <w:p>
+            <w:pPr>
+              <w:spacing w:before="0" w:after="0" w:line="240" w:lineRule="auto"/>
+            </w:pPr>
+            <w:r>
+              <w:rPr>
+                <w:rFonts w:ascii="Courier New" w:hAnsi="Courier New" w:eastAsia="NanumGothicCoding"/>
+                <w:sz w:val="18"/>
+                <w:szCs w:val="18"/>
+              </w:rPr>
+              <w:t xml:space="preserve">       │              │</w:t>
+            </w:r>
+          </w:p>
+          <w:p>
+            <w:pPr>
+              <w:spacing w:before="0" w:after="0" w:line="240" w:lineRule="auto"/>
+            </w:pPr>
+            <w:r>
+              <w:rPr>
+                <w:rFonts w:ascii="Courier New" w:hAnsi="Courier New" w:eastAsia="NanumGothicCoding"/>
+                <w:sz w:val="18"/>
+                <w:szCs w:val="18"/>
+              </w:rPr>
+              <w:t xml:space="preserve">       │              ▼</w:t>
+            </w:r>
+          </w:p>
+          <w:p>
+            <w:pPr>
+              <w:spacing w:before="0" w:after="0" w:line="240" w:lineRule="auto"/>
+            </w:pPr>
+            <w:r>
+              <w:rPr>
+                <w:rFonts w:ascii="Courier New" w:hAnsi="Courier New" w:eastAsia="NanumGothicCoding"/>
+                <w:sz w:val="18"/>
+                <w:szCs w:val="18"/>
+              </w:rPr>
+              <w:t xml:space="preserve">       │         양품 복귀</w:t>
+            </w:r>
+          </w:p>
+          <w:p>
+            <w:pPr>
+              <w:spacing w:before="0" w:after="0" w:line="240" w:lineRule="auto"/>
+            </w:pPr>
+            <w:r>
+              <w:rPr>
+                <w:rFonts w:ascii="Courier New" w:hAnsi="Courier New" w:eastAsia="NanumGothicCoding"/>
+                <w:sz w:val="18"/>
+                <w:szCs w:val="18"/>
+              </w:rPr>
+              <w:t xml:space="preserve">       │</w:t>
+            </w:r>
+          </w:p>
+          <w:p>
+            <w:pPr>
+              <w:spacing w:before="0" w:after="0" w:line="240" w:lineRule="auto"/>
+            </w:pPr>
+            <w:r>
+              <w:rPr>
+                <w:rFonts w:ascii="Courier New" w:hAnsi="Courier New" w:eastAsia="NanumGothicCoding"/>
+                <w:sz w:val="18"/>
+                <w:szCs w:val="18"/>
+              </w:rPr>
+              <w:t xml:space="preserve">       └── 중대/복잡 ──→ MRB 소집</w:t>
+            </w:r>
+          </w:p>
+          <w:p>
+            <w:pPr>
+              <w:spacing w:before="0" w:after="0" w:line="240" w:lineRule="auto"/>
+            </w:pPr>
+            <w:r>
+              <w:rPr>
+                <w:rFonts w:ascii="Courier New" w:hAnsi="Courier New" w:eastAsia="NanumGothicCoding"/>
+                <w:sz w:val="18"/>
+                <w:szCs w:val="18"/>
+              </w:rPr>
+              <w:t xml:space="preserve">                           │</w:t>
+            </w:r>
+          </w:p>
+          <w:p>
+            <w:pPr>
+              <w:spacing w:before="0" w:after="0" w:line="240" w:lineRule="auto"/>
+            </w:pPr>
+            <w:r>
+              <w:rPr>
+                <w:rFonts w:ascii="Courier New" w:hAnsi="Courier New" w:eastAsia="NanumGothicCoding"/>
+                <w:sz w:val="18"/>
+                <w:szCs w:val="18"/>
+              </w:rPr>
+              <w:t xml:space="preserve">                    ┌──────┼──────┐</w:t>
+            </w:r>
+          </w:p>
+          <w:p>
+            <w:pPr>
+              <w:spacing w:before="0" w:after="0" w:line="240" w:lineRule="auto"/>
+            </w:pPr>
+            <w:r>
+              <w:rPr>
+                <w:rFonts w:ascii="Courier New" w:hAnsi="Courier New" w:eastAsia="NanumGothicCoding"/>
+                <w:sz w:val="18"/>
+                <w:szCs w:val="18"/>
+              </w:rPr>
+              <w:t xml:space="preserve">                    ▼      ▼      ▼</w:t>
+            </w:r>
+          </w:p>
+          <w:p>
+            <w:pPr>
+              <w:spacing w:before="0" w:after="0" w:line="240" w:lineRule="auto"/>
+            </w:pPr>
+            <w:r>
+              <w:rPr>
+                <w:rFonts w:ascii="Courier New" w:hAnsi="Courier New" w:eastAsia="NanumGothicCoding"/>
+                <w:sz w:val="18"/>
+                <w:szCs w:val="18"/>
+              </w:rPr>
+              <w:t xml:space="preserve">                  수리   특채   폐기</w:t>
+            </w:r>
+          </w:p>
+          <w:p>
+            <w:pPr>
+              <w:spacing w:before="0" w:after="0" w:line="240" w:lineRule="auto"/>
+            </w:pPr>
+            <w:r>
+              <w:rPr>
+                <w:rFonts w:ascii="Courier New" w:hAnsi="Courier New" w:eastAsia="NanumGothicCoding"/>
+                <w:sz w:val="18"/>
+                <w:szCs w:val="18"/>
+              </w:rPr>
+              <w:t xml:space="preserve">                    │      │      │</w:t>
+            </w:r>
+          </w:p>
+          <w:p>
+            <w:pPr>
+              <w:spacing w:before="0" w:after="0" w:line="240" w:lineRule="auto"/>
+            </w:pPr>
+            <w:r>
+              <w:rPr>
+                <w:rFonts w:ascii="Courier New" w:hAnsi="Courier New" w:eastAsia="NanumGothicCoding"/>
+                <w:sz w:val="18"/>
+                <w:szCs w:val="18"/>
+              </w:rPr>
+              <w:t xml:space="preserve">                    ▼      ▼      │</w:t>
+            </w:r>
+          </w:p>
+          <w:p>
+            <w:pPr>
+              <w:spacing w:before="0" w:after="0" w:line="240" w:lineRule="auto"/>
+            </w:pPr>
+            <w:r>
+              <w:rPr>
+                <w:rFonts w:ascii="Courier New" w:hAnsi="Courier New" w:eastAsia="NanumGothicCoding"/>
+                <w:sz w:val="18"/>
+                <w:szCs w:val="18"/>
+              </w:rPr>
+              <w:t xml:space="preserve">               고객승인  고객승인   │</w:t>
+            </w:r>
+          </w:p>
+          <w:p>
+            <w:pPr>
+              <w:spacing w:before="0" w:after="0" w:line="240" w:lineRule="auto"/>
+            </w:pPr>
+            <w:r>
+              <w:rPr>
+                <w:rFonts w:ascii="Courier New" w:hAnsi="Courier New" w:eastAsia="NanumGothicCoding"/>
+                <w:sz w:val="18"/>
+                <w:szCs w:val="18"/>
+              </w:rPr>
+              <w:t xml:space="preserve">                    │      │      │</w:t>
+            </w:r>
+          </w:p>
+          <w:p>
+            <w:pPr>
+              <w:spacing w:before="0" w:after="0" w:line="240" w:lineRule="auto"/>
+            </w:pPr>
+            <w:r>
+              <w:rPr>
+                <w:rFonts w:ascii="Courier New" w:hAnsi="Courier New" w:eastAsia="NanumGothicCoding"/>
+                <w:sz w:val="18"/>
+                <w:szCs w:val="18"/>
+              </w:rPr>
+              <w:t xml:space="preserve">                    ▼      ▼      ▼</w:t>
+            </w:r>
+          </w:p>
+          <w:p>
+            <w:pPr>
+              <w:spacing w:before="0" w:after="0" w:line="240" w:lineRule="auto"/>
+            </w:pPr>
+            <w:r>
+              <w:rPr>
+                <w:rFonts w:ascii="Courier New" w:hAnsi="Courier New" w:eastAsia="NanumGothicCoding"/>
+                <w:sz w:val="18"/>
+                <w:szCs w:val="18"/>
+              </w:rPr>
+              <w:t xml:space="preserve">               실행/기록  인도   폐기기록</w:t>
+            </w:r>
+          </w:p>
+        </w:tc>
+      </w:tr>
+    </w:tbl>
     <w:p>
       <w:pPr>
         <w:pStyle w:val="FirstParagraph"/>
@@ -8214,8 +8423,8 @@
     <w:rPrDefault>
       <w:rPr>
         <w:rFonts w:asciiTheme="minorHAnsi" w:cstheme="minorBidi" w:eastAsiaTheme="minorEastAsia" w:hAnsiTheme="minorHAnsi"/>
-        <w:sz w:val="24"/>
-        <w:szCs w:val="24"/>
+        <w:sz w:val="20"/>
+        <w:szCs w:val="20"/>
         <w:lang w:bidi="ar-SA" w:eastAsia="zh-CN" w:val="en-US"/>
       </w:rPr>
     </w:rPrDefault>
@@ -8283,8 +8492,8 @@
     </w:pPr>
     <w:rPr>
       <w:rFonts w:asciiTheme="majorHAnsi" w:cstheme="majorBidi" w:eastAsiaTheme="majorEastAsia" w:hAnsiTheme="majorHAnsi"/>
-      <w:sz w:val="56"/>
-      <w:szCs w:val="56"/>
+      <w:sz w:val="44"/>
+      <w:szCs w:val="44"/>
     </w:rPr>
   </w:style>
   <w:style w:customStyle="1" w:styleId="TitleChar" w:type="character">
@@ -8295,8 +8504,8 @@
     <w:rsid w:val="00A10FD9"/>
     <w:rPr>
       <w:rFonts w:asciiTheme="majorHAnsi" w:cstheme="majorBidi" w:eastAsiaTheme="majorEastAsia" w:hAnsiTheme="majorHAnsi"/>
-      <w:sz w:val="56"/>
-      <w:szCs w:val="56"/>
+      <w:sz w:val="44"/>
+      <w:szCs w:val="44"/>
     </w:rPr>
   </w:style>
   <w:style w:styleId="Subtitle" w:type="paragraph">
@@ -8418,8 +8627,8 @@
     <w:rPr>
       <w:rFonts w:asciiTheme="majorHAnsi" w:cstheme="majorBidi" w:eastAsiaTheme="majorEastAsia" w:hAnsiTheme="majorHAnsi"/>
       <w:color w:themeColor="accent1" w:themeShade="BF" w:val="0F4761"/>
-      <w:sz w:val="40"/>
-      <w:szCs w:val="40"/>
+      <w:sz w:val="32"/>
+      <w:szCs w:val="32"/>
     </w:rPr>
   </w:style>
   <w:style w:styleId="Heading2" w:type="paragraph">
@@ -8609,8 +8818,8 @@
     <w:rPr>
       <w:rFonts w:asciiTheme="majorHAnsi" w:cstheme="majorBidi" w:eastAsiaTheme="majorEastAsia" w:hAnsiTheme="majorHAnsi"/>
       <w:color w:themeColor="accent1" w:themeShade="BF" w:val="0F4761"/>
-      <w:sz w:val="40"/>
-      <w:szCs w:val="40"/>
+      <w:sz w:val="32"/>
+      <w:szCs w:val="32"/>
     </w:rPr>
   </w:style>
   <w:style w:customStyle="1" w:styleId="Heading2Char" w:type="character">
